--- a/labs/lab06/report/report.docx
+++ b/labs/lab06/report/report.docx
@@ -7,7 +7,7 @@
         <w:pStyle w:val="Title"/>
       </w:pPr>
       <w:r>
-        <w:t xml:space="preserve">Отчёт по лабораторной работе №1</w:t>
+        <w:t xml:space="preserve">Отчёт по лабораторной работе №6</w:t>
       </w:r>
     </w:p>
     <w:p>
@@ -127,11 +127,11 @@
         <w:pStyle w:val="FirstParagraph"/>
       </w:pPr>
       <w:r>
-        <w:t xml:space="preserve">Основная цель работы — подготовить рабочее пространство и инструментарий для работы с языком программирования Julia, на простейших примерах познакомиться с основами синтаксиса Julia.</w:t>
+        <w:t xml:space="preserve">Основной целью работы является освоение специализированных пакетов для решения задач в непрерывном и дискретном времени.</w:t>
       </w:r>
     </w:p>
     <w:bookmarkEnd w:id="20"/>
-    <w:bookmarkStart w:id="185" w:name="выполнение-лабораторной-работы"/>
+    <w:bookmarkStart w:id="98" w:name="выполнение-лабораторной-работы"/>
     <w:p>
       <w:pPr>
         <w:pStyle w:val="Heading1"/>
@@ -149,7 +149,7 @@
         <w:t xml:space="preserve">Выполнение лабораторной работы</w:t>
       </w:r>
     </w:p>
-    <w:bookmarkStart w:id="37" w:name="подготовка-инструментария-к-работе"/>
+    <w:bookmarkStart w:id="55" w:name="Xd334ed27a1ef487d0bed26bc9dd5b323bb62532"/>
     <w:p>
       <w:pPr>
         <w:pStyle w:val="Heading2"/>
@@ -164,7 +164,7 @@
         <w:tab/>
       </w:r>
       <w:r>
-        <w:t xml:space="preserve">Подготовка инструментария к работе</w:t>
+        <w:t xml:space="preserve">Решение обыкновенных дифференциальных уравнений</w:t>
       </w:r>
     </w:p>
     <w:p>
@@ -172,13 +172,586 @@
         <w:pStyle w:val="FirstParagraph"/>
       </w:pPr>
       <w:r>
-        <w:t xml:space="preserve">Установил Julia (https://julialang.org/) и Jupyter (https://jupyter.org/) под операционную систему Windows посредством менеджера пакетов Chocolatey (https://chocolatey.org/).</w:t>
+        <w:t xml:space="preserve">Обыкновенное дифференциальное уравнение (ОДУ) описывает изменение некоторой переменной</w:t>
       </w:r>
       <w:r>
         <w:t xml:space="preserve"> </w:t>
       </w:r>
-      <w:r>
-        <w:t xml:space="preserve">Далее установил Far Manager, Notepad++, Julia, Anaconda Distribution (Python 3.x), Jupyter.</w:t>
+      <m:oMath>
+        <m:r>
+          <m:t>u</m:t>
+        </m:r>
+      </m:oMath>
+      <w:r>
+        <w:t xml:space="preserve">:</w:t>
+      </w:r>
+      <w:r>
+        <w:t xml:space="preserve"> </w:t>
+      </w:r>
+      <m:oMath>
+        <m:r>
+          <m:t>u</m:t>
+        </m:r>
+        <m:r>
+          <m:rPr>
+            <m:sty m:val="p"/>
+          </m:rPr>
+          <m:t>′</m:t>
+        </m:r>
+        <m:d>
+          <m:dPr>
+            <m:begChr m:val="("/>
+            <m:endChr m:val=")"/>
+            <m:sepChr m:val=""/>
+            <m:grow/>
+          </m:dPr>
+          <m:e>
+            <m:r>
+              <m:t>t</m:t>
+            </m:r>
+          </m:e>
+        </m:d>
+        <m:r>
+          <m:rPr>
+            <m:sty m:val="p"/>
+          </m:rPr>
+          <m:t>=</m:t>
+        </m:r>
+        <m:r>
+          <m:t>f</m:t>
+        </m:r>
+        <m:d>
+          <m:dPr>
+            <m:begChr m:val="("/>
+            <m:endChr m:val=")"/>
+            <m:sepChr m:val=""/>
+            <m:grow/>
+          </m:dPr>
+          <m:e>
+            <m:r>
+              <m:t>u</m:t>
+            </m:r>
+            <m:d>
+              <m:dPr>
+                <m:begChr m:val="("/>
+                <m:endChr m:val=")"/>
+                <m:sepChr m:val=""/>
+                <m:grow/>
+              </m:dPr>
+              <m:e>
+                <m:r>
+                  <m:t>t</m:t>
+                </m:r>
+              </m:e>
+            </m:d>
+            <m:r>
+              <m:rPr>
+                <m:sty m:val="p"/>
+              </m:rPr>
+              <m:t>,</m:t>
+            </m:r>
+            <m:r>
+              <m:t>p</m:t>
+            </m:r>
+            <m:r>
+              <m:rPr>
+                <m:sty m:val="p"/>
+              </m:rPr>
+              <m:t>,</m:t>
+            </m:r>
+            <m:r>
+              <m:t>t</m:t>
+            </m:r>
+          </m:e>
+        </m:d>
+      </m:oMath>
+      <w:r>
+        <w:t xml:space="preserve"> </w:t>
+      </w:r>
+      <w:r>
+        <w:t xml:space="preserve">, где</w:t>
+      </w:r>
+      <w:r>
+        <w:t xml:space="preserve"> </w:t>
+      </w:r>
+      <m:oMath>
+        <m:r>
+          <m:t>f</m:t>
+        </m:r>
+        <m:d>
+          <m:dPr>
+            <m:begChr m:val="("/>
+            <m:endChr m:val=")"/>
+            <m:sepChr m:val=""/>
+            <m:grow/>
+          </m:dPr>
+          <m:e>
+            <m:r>
+              <m:t>u</m:t>
+            </m:r>
+            <m:d>
+              <m:dPr>
+                <m:begChr m:val="("/>
+                <m:endChr m:val=")"/>
+                <m:sepChr m:val=""/>
+                <m:grow/>
+              </m:dPr>
+              <m:e>
+                <m:r>
+                  <m:t>t</m:t>
+                </m:r>
+              </m:e>
+            </m:d>
+            <m:r>
+              <m:rPr>
+                <m:sty m:val="p"/>
+              </m:rPr>
+              <m:t>,</m:t>
+            </m:r>
+            <m:r>
+              <m:t>p</m:t>
+            </m:r>
+            <m:r>
+              <m:rPr>
+                <m:sty m:val="p"/>
+              </m:rPr>
+              <m:t>,</m:t>
+            </m:r>
+            <m:r>
+              <m:t>t</m:t>
+            </m:r>
+          </m:e>
+        </m:d>
+      </m:oMath>
+      <w:r>
+        <w:t xml:space="preserve"> </w:t>
+      </w:r>
+      <w:r>
+        <w:t xml:space="preserve">— нелинейная модель (функция) изменения</w:t>
+      </w:r>
+      <w:r>
+        <w:t xml:space="preserve"> </w:t>
+      </w:r>
+      <m:oMath>
+        <m:r>
+          <m:t>u</m:t>
+        </m:r>
+        <m:d>
+          <m:dPr>
+            <m:begChr m:val="("/>
+            <m:endChr m:val=")"/>
+            <m:sepChr m:val=""/>
+            <m:grow/>
+          </m:dPr>
+          <m:e>
+            <m:r>
+              <m:t>t</m:t>
+            </m:r>
+          </m:e>
+        </m:d>
+      </m:oMath>
+      <w:r>
+        <w:t xml:space="preserve"> </w:t>
+      </w:r>
+      <w:r>
+        <w:t xml:space="preserve">с заданным начальным</w:t>
+      </w:r>
+      <w:r>
+        <w:t xml:space="preserve"> </w:t>
+      </w:r>
+      <w:r>
+        <w:t xml:space="preserve">значением</w:t>
+      </w:r>
+      <w:r>
+        <w:t xml:space="preserve"> </w:t>
+      </w:r>
+      <m:oMath>
+        <m:r>
+          <m:t>u</m:t>
+        </m:r>
+        <m:d>
+          <m:dPr>
+            <m:begChr m:val="("/>
+            <m:endChr m:val=")"/>
+            <m:sepChr m:val=""/>
+            <m:grow/>
+          </m:dPr>
+          <m:e>
+            <m:sSub>
+              <m:e>
+                <m:r>
+                  <m:t>t</m:t>
+                </m:r>
+              </m:e>
+              <m:sub>
+                <m:r>
+                  <m:t>0</m:t>
+                </m:r>
+              </m:sub>
+            </m:sSub>
+          </m:e>
+        </m:d>
+        <m:r>
+          <m:rPr>
+            <m:sty m:val="p"/>
+          </m:rPr>
+          <m:t>=</m:t>
+        </m:r>
+        <m:sSub>
+          <m:e>
+            <m:r>
+              <m:t>u</m:t>
+            </m:r>
+          </m:e>
+          <m:sub>
+            <m:r>
+              <m:t>0</m:t>
+            </m:r>
+          </m:sub>
+        </m:sSub>
+      </m:oMath>
+      <w:r>
+        <w:t xml:space="preserve">,</w:t>
+      </w:r>
+      <w:r>
+        <w:t xml:space="preserve"> </w:t>
+      </w:r>
+      <m:oMath>
+        <m:r>
+          <m:t>p</m:t>
+        </m:r>
+      </m:oMath>
+      <w:r>
+        <w:t xml:space="preserve"> </w:t>
+      </w:r>
+      <w:r>
+        <w:t xml:space="preserve">— параметры модели,</w:t>
+      </w:r>
+      <w:r>
+        <w:t xml:space="preserve"> </w:t>
+      </w:r>
+      <m:oMath>
+        <m:r>
+          <m:t>t</m:t>
+        </m:r>
+      </m:oMath>
+      <w:r>
+        <w:t xml:space="preserve"> </w:t>
+      </w:r>
+      <w:r>
+        <w:t xml:space="preserve">— время.</w:t>
+      </w:r>
+      <w:r>
+        <w:t xml:space="preserve"> </w:t>
+      </w:r>
+      <w:r>
+        <w:t xml:space="preserve">Для решения обыкновенных дифференциальных уравнений (ОДУ) в Julia можно использовать пакет diffrentialEquations.jl.</w:t>
+      </w:r>
+    </w:p>
+    <w:bookmarkStart w:id="37" w:name="модель-экспоненциального-роста"/>
+    <w:p>
+      <w:pPr>
+        <w:pStyle w:val="Heading3"/>
+      </w:pPr>
+      <w:r>
+        <w:rPr>
+          <w:rStyle w:val="SectionNumber"/>
+        </w:rPr>
+        <w:t xml:space="preserve">2.1.1</w:t>
+      </w:r>
+      <w:r>
+        <w:tab/>
+      </w:r>
+      <w:r>
+        <w:t xml:space="preserve">Модель экспоненциального роста</w:t>
+      </w:r>
+    </w:p>
+    <w:p>
+      <w:pPr>
+        <w:pStyle w:val="FirstParagraph"/>
+      </w:pPr>
+      <w:r>
+        <w:t xml:space="preserve">Рассмотрим пример использования этого пакета для решение уравнения модели экспоненциального роста, описываемую уравнением</w:t>
+      </w:r>
+    </w:p>
+    <w:p>
+      <w:pPr>
+        <w:pStyle w:val="BodyText"/>
+      </w:pPr>
+      <m:oMath>
+        <m:r>
+          <m:t>u</m:t>
+        </m:r>
+        <m:r>
+          <m:rPr>
+            <m:sty m:val="p"/>
+          </m:rPr>
+          <m:t>′</m:t>
+        </m:r>
+        <m:d>
+          <m:dPr>
+            <m:begChr m:val="("/>
+            <m:endChr m:val=")"/>
+            <m:sepChr m:val=""/>
+            <m:grow/>
+          </m:dPr>
+          <m:e>
+            <m:r>
+              <m:t>t</m:t>
+            </m:r>
+          </m:e>
+        </m:d>
+        <m:r>
+          <m:rPr>
+            <m:sty m:val="p"/>
+          </m:rPr>
+          <m:t>=</m:t>
+        </m:r>
+        <m:r>
+          <m:t>α</m:t>
+        </m:r>
+        <m:r>
+          <m:t>u</m:t>
+        </m:r>
+        <m:d>
+          <m:dPr>
+            <m:begChr m:val="("/>
+            <m:endChr m:val=")"/>
+            <m:sepChr m:val=""/>
+            <m:grow/>
+          </m:dPr>
+          <m:e>
+            <m:r>
+              <m:t>t</m:t>
+            </m:r>
+          </m:e>
+        </m:d>
+        <m:r>
+          <m:rPr>
+            <m:sty m:val="p"/>
+          </m:rPr>
+          <m:t>,</m:t>
+        </m:r>
+        <m:r>
+          <m:t>u</m:t>
+        </m:r>
+        <m:d>
+          <m:dPr>
+            <m:begChr m:val="("/>
+            <m:endChr m:val=")"/>
+            <m:sepChr m:val=""/>
+            <m:grow/>
+          </m:dPr>
+          <m:e>
+            <m:r>
+              <m:t>0</m:t>
+            </m:r>
+          </m:e>
+        </m:d>
+        <m:r>
+          <m:rPr>
+            <m:sty m:val="p"/>
+          </m:rPr>
+          <m:t>=</m:t>
+        </m:r>
+        <m:sSub>
+          <m:e>
+            <m:r>
+              <m:t>u</m:t>
+            </m:r>
+          </m:e>
+          <m:sub>
+            <m:r>
+              <m:t>0</m:t>
+            </m:r>
+          </m:sub>
+        </m:sSub>
+      </m:oMath>
+      <w:r>
+        <w:t xml:space="preserve">, где</w:t>
+      </w:r>
+      <w:r>
+        <w:t xml:space="preserve"> </w:t>
+      </w:r>
+      <m:oMath>
+        <m:r>
+          <m:t>α</m:t>
+        </m:r>
+      </m:oMath>
+      <w:r>
+        <w:t xml:space="preserve"> </w:t>
+      </w:r>
+      <w:r>
+        <w:t xml:space="preserve">— коэффициент роста.Предположим, что заданы следующие начальные данные</w:t>
+      </w:r>
+      <w:r>
+        <w:t xml:space="preserve"> </w:t>
+      </w:r>
+      <m:oMath>
+        <m:r>
+          <m:t>α</m:t>
+        </m:r>
+        <m:r>
+          <m:rPr>
+            <m:sty m:val="p"/>
+          </m:rPr>
+          <m:t>=</m:t>
+        </m:r>
+        <m:r>
+          <m:t>0.98</m:t>
+        </m:r>
+      </m:oMath>
+      <w:r>
+        <w:t xml:space="preserve">, u(0) = 1,0,</w:t>
+      </w:r>
+      <w:r>
+        <w:t xml:space="preserve"> </w:t>
+      </w:r>
+      <m:oMath>
+        <m:r>
+          <m:t>t</m:t>
+        </m:r>
+        <m:r>
+          <m:rPr>
+            <m:sty m:val="p"/>
+          </m:rPr>
+          <m:t>∈</m:t>
+        </m:r>
+        <m:d>
+          <m:dPr>
+            <m:begChr m:val="["/>
+            <m:endChr m:val="]"/>
+            <m:sepChr m:val=""/>
+            <m:grow/>
+          </m:dPr>
+          <m:e>
+            <m:r>
+              <m:t>0</m:t>
+            </m:r>
+            <m:r>
+              <m:rPr>
+                <m:sty m:val="p"/>
+              </m:rPr>
+              <m:t>;</m:t>
+            </m:r>
+            <m:r>
+              <m:t>1</m:t>
+            </m:r>
+            <m:r>
+              <m:rPr>
+                <m:sty m:val="p"/>
+              </m:rPr>
+              <m:t>,</m:t>
+            </m:r>
+            <m:r>
+              <m:t>0</m:t>
+            </m:r>
+          </m:e>
+        </m:d>
+      </m:oMath>
+      <w:r>
+        <w:t xml:space="preserve">.</w:t>
+      </w:r>
+    </w:p>
+    <w:p>
+      <w:pPr>
+        <w:pStyle w:val="BodyText"/>
+      </w:pPr>
+      <w:r>
+        <w:t xml:space="preserve">Аналитическое решение модели имеет вид:</w:t>
+      </w:r>
+    </w:p>
+    <w:p>
+      <w:pPr>
+        <w:pStyle w:val="BodyText"/>
+      </w:pPr>
+      <m:oMath>
+        <m:r>
+          <m:t>u</m:t>
+        </m:r>
+        <m:d>
+          <m:dPr>
+            <m:begChr m:val="("/>
+            <m:endChr m:val=")"/>
+            <m:sepChr m:val=""/>
+            <m:grow/>
+          </m:dPr>
+          <m:e>
+            <m:r>
+              <m:t>t</m:t>
+            </m:r>
+          </m:e>
+        </m:d>
+        <m:r>
+          <m:rPr>
+            <m:sty m:val="p"/>
+          </m:rPr>
+          <m:t>=</m:t>
+        </m:r>
+        <m:sSub>
+          <m:e>
+            <m:r>
+              <m:t>u</m:t>
+            </m:r>
+          </m:e>
+          <m:sub>
+            <m:r>
+              <m:t>0</m:t>
+            </m:r>
+          </m:sub>
+        </m:sSub>
+        <m:r>
+          <m:t>e</m:t>
+        </m:r>
+        <m:r>
+          <m:t>x</m:t>
+        </m:r>
+        <m:r>
+          <m:t>p</m:t>
+        </m:r>
+        <m:d>
+          <m:dPr>
+            <m:begChr m:val="("/>
+            <m:endChr m:val=")"/>
+            <m:sepChr m:val=""/>
+            <m:grow/>
+          </m:dPr>
+          <m:e>
+            <m:r>
+              <m:t>α</m:t>
+            </m:r>
+            <m:r>
+              <m:t>t</m:t>
+            </m:r>
+          </m:e>
+        </m:d>
+        <m:r>
+          <m:t>u</m:t>
+        </m:r>
+        <m:d>
+          <m:dPr>
+            <m:begChr m:val="("/>
+            <m:endChr m:val=")"/>
+            <m:sepChr m:val=""/>
+            <m:grow/>
+          </m:dPr>
+          <m:e>
+            <m:r>
+              <m:t>t</m:t>
+            </m:r>
+          </m:e>
+        </m:d>
+      </m:oMath>
+      <w:r>
+        <w:t xml:space="preserve">.</w:t>
+      </w:r>
+    </w:p>
+    <w:p>
+      <w:pPr>
+        <w:pStyle w:val="BodyText"/>
+      </w:pPr>
+      <w:r>
+        <w:t xml:space="preserve">Численное решение в Julia будет иметь следующий вид:</w:t>
       </w:r>
     </w:p>
     <w:bookmarkStart w:id="24" w:name="fig:001"/>
@@ -189,14 +762,14 @@
       <w:r>
         <w:drawing>
           <wp:inline>
-            <wp:extent cx="5334000" cy="1403850"/>
+            <wp:extent cx="5334000" cy="3569804"/>
             <wp:effectExtent b="0" l="0" r="0" t="0"/>
-            <wp:docPr descr="Рис. 1: Установка Julia" title="" id="22" name="Picture"/>
+            <wp:docPr descr="Рис. 1: Численное решение модели экспоненциального роста" title="" id="22" name="Picture"/>
             <a:graphic>
               <a:graphicData uri="http://schemas.openxmlformats.org/drawingml/2006/picture">
                 <pic:pic>
                   <pic:nvPicPr>
-                    <pic:cNvPr descr="../images/1.1.1.png" id="23" name="Picture"/>
+                    <pic:cNvPr descr="../images/1.png" id="23" name="Picture"/>
                     <pic:cNvPicPr>
                       <a:picLocks noChangeArrowheads="1" noChangeAspect="1"/>
                     </pic:cNvPicPr>
@@ -210,7 +783,7 @@
                   <pic:spPr bwMode="auto">
                     <a:xfrm>
                       <a:off x="0" y="0"/>
-                      <a:ext cx="5334000" cy="1403850"/>
+                      <a:ext cx="5334000" cy="3569804"/>
                     </a:xfrm>
                     <a:prstGeom prst="rect">
                       <a:avLst/>
@@ -234,7 +807,7 @@
         <w:pStyle w:val="ImageCaption"/>
       </w:pPr>
       <w:r>
-        <w:t xml:space="preserve">Рис. 1: Установка Julia</w:t>
+        <w:t xml:space="preserve">Рис. 1: Численное решение модели экспоненциального роста</w:t>
       </w:r>
     </w:p>
     <w:bookmarkEnd w:id="24"/>
@@ -246,14 +819,14 @@
       <w:r>
         <w:drawing>
           <wp:inline>
-            <wp:extent cx="5334000" cy="1152223"/>
+            <wp:extent cx="5334000" cy="3814904"/>
             <wp:effectExtent b="0" l="0" r="0" t="0"/>
-            <wp:docPr descr="Рис. 2: Установка необходимого ПО" title="" id="26" name="Picture"/>
+            <wp:docPr descr="Рис. 2: График: модель экспоненциального роста" title="" id="26" name="Picture"/>
             <a:graphic>
               <a:graphicData uri="http://schemas.openxmlformats.org/drawingml/2006/picture">
                 <pic:pic>
                   <pic:nvPicPr>
-                    <pic:cNvPr descr="../images/1.1.2.png" id="27" name="Picture"/>
+                    <pic:cNvPr descr="../images/2.png" id="27" name="Picture"/>
                     <pic:cNvPicPr>
                       <a:picLocks noChangeArrowheads="1" noChangeAspect="1"/>
                     </pic:cNvPicPr>
@@ -267,7 +840,7 @@
                   <pic:spPr bwMode="auto">
                     <a:xfrm>
                       <a:off x="0" y="0"/>
-                      <a:ext cx="5334000" cy="1152223"/>
+                      <a:ext cx="5334000" cy="3814904"/>
                     </a:xfrm>
                     <a:prstGeom prst="rect">
                       <a:avLst/>
@@ -291,10 +864,36 @@
         <w:pStyle w:val="ImageCaption"/>
       </w:pPr>
       <w:r>
-        <w:t xml:space="preserve">Рис. 2: Установка необходимого ПО</w:t>
+        <w:t xml:space="preserve">Рис. 2: График: модель экспоненциального роста</w:t>
       </w:r>
     </w:p>
     <w:bookmarkEnd w:id="28"/>
+    <w:p>
+      <w:pPr>
+        <w:pStyle w:val="BodyText"/>
+      </w:pPr>
+      <w:r>
+        <w:t xml:space="preserve">При построении одного из графиков использовался вызов sol.t, чтобы захватить</w:t>
+      </w:r>
+      <w:r>
+        <w:t xml:space="preserve"> </w:t>
+      </w:r>
+      <w:r>
+        <w:t xml:space="preserve">массив моментов времени. Массив решений можно получить, воспользовавшись sol.u.</w:t>
+      </w:r>
+      <w:r>
+        <w:t xml:space="preserve"> </w:t>
+      </w:r>
+      <w:r>
+        <w:t xml:space="preserve">Если требуется задать точность решения, то можно воспользоваться параметрами</w:t>
+      </w:r>
+      <w:r>
+        <w:t xml:space="preserve"> </w:t>
+      </w:r>
+      <w:r>
+        <w:t xml:space="preserve">abstol (задаёт близость к нулю) и reltol (задаёт относительную точность).</w:t>
+      </w:r>
+    </w:p>
     <w:bookmarkStart w:id="32" w:name="fig:003"/>
     <w:p>
       <w:pPr>
@@ -303,14 +902,14 @@
       <w:r>
         <w:drawing>
           <wp:inline>
-            <wp:extent cx="5334000" cy="349488"/>
+            <wp:extent cx="5334000" cy="786301"/>
             <wp:effectExtent b="0" l="0" r="0" t="0"/>
-            <wp:docPr descr="Рис. 3: Установка Jupyter" title="" id="30" name="Picture"/>
+            <wp:docPr descr="Рис. 3: Задание точности" title="" id="30" name="Picture"/>
             <a:graphic>
               <a:graphicData uri="http://schemas.openxmlformats.org/drawingml/2006/picture">
                 <pic:pic>
                   <pic:nvPicPr>
-                    <pic:cNvPr descr="../images/1.1.3.png" id="31" name="Picture"/>
+                    <pic:cNvPr descr="../images/3.png" id="31" name="Picture"/>
                     <pic:cNvPicPr>
                       <a:picLocks noChangeArrowheads="1" noChangeAspect="1"/>
                     </pic:cNvPicPr>
@@ -324,7 +923,7 @@
                   <pic:spPr bwMode="auto">
                     <a:xfrm>
                       <a:off x="0" y="0"/>
-                      <a:ext cx="5334000" cy="349488"/>
+                      <a:ext cx="5334000" cy="786301"/>
                     </a:xfrm>
                     <a:prstGeom prst="rect">
                       <a:avLst/>
@@ -348,36 +947,10 @@
         <w:pStyle w:val="ImageCaption"/>
       </w:pPr>
       <w:r>
-        <w:t xml:space="preserve">Рис. 3: Установка Jupyter</w:t>
+        <w:t xml:space="preserve">Рис. 3: Задание точности</w:t>
       </w:r>
     </w:p>
     <w:bookmarkEnd w:id="32"/>
-    <w:p>
-      <w:pPr>
-        <w:pStyle w:val="BodyText"/>
-      </w:pPr>
-      <w:r>
-        <w:t xml:space="preserve">После установки запустил Julia в режиме REPL (read-eval-print loop). После запуска Julia попал в режим командной строки.</w:t>
-      </w:r>
-      <w:r>
-        <w:t xml:space="preserve"> </w:t>
-      </w:r>
-      <w:r>
-        <w:t xml:space="preserve">Установил пакеты для работы с Jupyter. Для этого перешёл в пакетный режим Julia, нажав на клавиатуре знак закрывающейся квадратной скобки ] , затем ввёл</w:t>
-      </w:r>
-      <w:r>
-        <w:t xml:space="preserve"> </w:t>
-      </w:r>
-      <w:r>
-        <w:rPr>
-          <w:rStyle w:val="VerbatimChar"/>
-        </w:rPr>
-        <w:t xml:space="preserve">add IJulia</w:t>
-      </w:r>
-      <w:r>
-        <w:t xml:space="preserve">.</w:t>
-      </w:r>
-    </w:p>
     <w:bookmarkStart w:id="36" w:name="fig:004"/>
     <w:p>
       <w:pPr>
@@ -386,14 +959,14 @@
       <w:r>
         <w:drawing>
           <wp:inline>
-            <wp:extent cx="5334000" cy="2657230"/>
+            <wp:extent cx="5334000" cy="3332375"/>
             <wp:effectExtent b="0" l="0" r="0" t="0"/>
-            <wp:docPr descr="Рис. 4: Запуск Julia и установка пакетов для работы с Jupyter" title="" id="34" name="Picture"/>
+            <wp:docPr descr="Рис. 4: График: модель экспоненциального роста с заданной точностью" title="" id="34" name="Picture"/>
             <a:graphic>
               <a:graphicData uri="http://schemas.openxmlformats.org/drawingml/2006/picture">
                 <pic:pic>
                   <pic:nvPicPr>
-                    <pic:cNvPr descr="../images/1.1.4.png" id="35" name="Picture"/>
+                    <pic:cNvPr descr="../images/4.png" id="35" name="Picture"/>
                     <pic:cNvPicPr>
                       <a:picLocks noChangeArrowheads="1" noChangeAspect="1"/>
                     </pic:cNvPicPr>
@@ -407,7 +980,7 @@
                   <pic:spPr bwMode="auto">
                     <a:xfrm>
                       <a:off x="0" y="0"/>
-                      <a:ext cx="5334000" cy="2657230"/>
+                      <a:ext cx="5334000" cy="3332375"/>
                     </a:xfrm>
                     <a:prstGeom prst="rect">
                       <a:avLst/>
@@ -431,47 +1004,27 @@
         <w:pStyle w:val="ImageCaption"/>
       </w:pPr>
       <w:r>
-        <w:t xml:space="preserve">Рис. 4: Запуск Julia и установка пакетов для работы с Jupyter</w:t>
+        <w:t xml:space="preserve">Рис. 4: График: модель экспоненциального роста с заданной точностью</w:t>
       </w:r>
     </w:p>
     <w:bookmarkEnd w:id="36"/>
-    <w:p>
-      <w:pPr>
-        <w:pStyle w:val="BodyText"/>
-      </w:pPr>
-      <w:r>
-        <w:t xml:space="preserve">Для интерактивной работы с Julia удобно использовать или Jupyter Notebook, или Jupyter Lab. По своей сути блокнот Jupyter позволяет объединить в единый документ</w:t>
-      </w:r>
-      <w:r>
-        <w:t xml:space="preserve"> </w:t>
-      </w:r>
-      <w:r>
-        <w:t xml:space="preserve">тест, программный код, результат его выполнения и визуализацию результата. Основная работа с блокнотами осуществляется посредством браузера. Формат документов (.ipynb)</w:t>
-      </w:r>
-      <w:r>
-        <w:t xml:space="preserve"> </w:t>
-      </w:r>
-      <w:r>
-        <w:t xml:space="preserve">идентичен в Jupyter Notebook и Jupyter Lab.</w:t>
-      </w:r>
-    </w:p>
     <w:bookmarkEnd w:id="37"/>
-    <w:bookmarkStart w:id="54" w:name="основы-работы-в-блокноте-jupyter"/>
-    <w:p>
-      <w:pPr>
-        <w:pStyle w:val="Heading2"/>
+    <w:bookmarkStart w:id="54" w:name="система-лоренца"/>
+    <w:p>
+      <w:pPr>
+        <w:pStyle w:val="Heading3"/>
       </w:pPr>
       <w:r>
         <w:rPr>
           <w:rStyle w:val="SectionNumber"/>
         </w:rPr>
-        <w:t xml:space="preserve">2.2</w:t>
+        <w:t xml:space="preserve">2.1.2</w:t>
       </w:r>
       <w:r>
         <w:tab/>
       </w:r>
       <w:r>
-        <w:t xml:space="preserve">Основы работы в блокноте Jupyter</w:t>
+        <w:t xml:space="preserve">Система Лоренца</w:t>
       </w:r>
     </w:p>
     <w:p>
@@ -479,7 +1032,7 @@
         <w:pStyle w:val="FirstParagraph"/>
       </w:pPr>
       <w:r>
-        <w:t xml:space="preserve">Запустил Jupyter Lab.</w:t>
+        <w:t xml:space="preserve">Динамической системой Лоренца является нелинейная автономная система обыкновенных дифференциальных уравнений третьего порядка:</w:t>
       </w:r>
     </w:p>
     <w:bookmarkStart w:id="41" w:name="fig:005"/>
@@ -490,14 +1043,14 @@
       <w:r>
         <w:drawing>
           <wp:inline>
-            <wp:extent cx="5334000" cy="1006125"/>
+            <wp:extent cx="5334000" cy="1101705"/>
             <wp:effectExtent b="0" l="0" r="0" t="0"/>
-            <wp:docPr descr="Рис. 5: Запуск Jupyter Lab" title="" id="39" name="Picture"/>
+            <wp:docPr descr="Рис. 5: Система Лоренца" title="" id="39" name="Picture"/>
             <a:graphic>
               <a:graphicData uri="http://schemas.openxmlformats.org/drawingml/2006/picture">
                 <pic:pic>
                   <pic:nvPicPr>
-                    <pic:cNvPr descr="../images/1.2.1.png" id="40" name="Picture"/>
+                    <pic:cNvPr descr="../images/Lawrence_system.png" id="40" name="Picture"/>
                     <pic:cNvPicPr>
                       <a:picLocks noChangeArrowheads="1" noChangeAspect="1"/>
                     </pic:cNvPicPr>
@@ -511,7 +1064,7 @@
                   <pic:spPr bwMode="auto">
                     <a:xfrm>
                       <a:off x="0" y="0"/>
-                      <a:ext cx="5334000" cy="1006125"/>
+                      <a:ext cx="5334000" cy="1101705"/>
                     </a:xfrm>
                     <a:prstGeom prst="rect">
                       <a:avLst/>
@@ -535,7 +1088,7 @@
         <w:pStyle w:val="ImageCaption"/>
       </w:pPr>
       <w:r>
-        <w:t xml:space="preserve">Рис. 5: Запуск Jupyter Lab</w:t>
+        <w:t xml:space="preserve">Рис. 5: Система Лоренца</w:t>
       </w:r>
     </w:p>
     <w:bookmarkEnd w:id="41"/>
@@ -544,103 +1097,43 @@
         <w:pStyle w:val="BodyText"/>
       </w:pPr>
       <w:r>
-        <w:t xml:space="preserve">Каждый блокнот (или консоль, или терминал, или текстовый редактор) располагается</w:t>
+        <w:t xml:space="preserve">Система получена из системы уравнений Навье–Стокса и описывает движение</w:t>
       </w:r>
       <w:r>
         <w:t xml:space="preserve"> </w:t>
       </w:r>
       <w:r>
-        <w:t xml:space="preserve">в своей вкладке в основной рабочей области. Для создания нового блокнота выбрал</w:t>
+        <w:t xml:space="preserve">воздушных потоков в плоском слое жидкости постоянной толщины при разложении</w:t>
       </w:r>
       <w:r>
         <w:t xml:space="preserve"> </w:t>
       </w:r>
       <w:r>
-        <w:t xml:space="preserve">в меню File-&gt;New , далее указал, что именно создать - Notebook , затем ядро Juliia-1.x .</w:t>
+        <w:t xml:space="preserve">скорости течения и температуры в двойные ряды Фурье с последующем усечением до</w:t>
       </w:r>
       <w:r>
         <w:t xml:space="preserve"> </w:t>
       </w:r>
       <w:r>
-        <w:t xml:space="preserve">Основная концепция интерактивных блокнотов — это ячейка, содержащая отдельный</w:t>
+        <w:t xml:space="preserve">первых-вторых гармоник.</w:t>
       </w:r>
       <w:r>
         <w:t xml:space="preserve"> </w:t>
       </w:r>
       <w:r>
-        <w:t xml:space="preserve">фрагмент текста (или кода). Для написания текста в ячейке нужно в панели инструментов указать Markdown, для написания элемента кода — Code. Для изменения режимов</w:t>
+        <w:t xml:space="preserve">Решение системы неустойчиво на аттракторе, что не позволяет применять классические численные методы на больших отрезках времени, требуется использовать</w:t>
       </w:r>
       <w:r>
         <w:t xml:space="preserve"> </w:t>
       </w:r>
       <w:r>
-        <w:t xml:space="preserve">вставки ячеек можно использовать также комбинации клавиш. Для этого нужно на активной ячейке нажать ESC , что выведет ячейку из режима редактирования и переведёт</w:t>
+        <w:t xml:space="preserve">высокоточные вычисления.</w:t>
       </w:r>
       <w:r>
         <w:t xml:space="preserve"> </w:t>
       </w:r>
       <w:r>
-        <w:t xml:space="preserve">её в командный режим, в котором есть специальные сочетания клавиш для вставки /</w:t>
-      </w:r>
-      <w:r>
-        <w:t xml:space="preserve"> </w:t>
-      </w:r>
-      <w:r>
-        <w:t xml:space="preserve">вырезания / изменения ячеек:</w:t>
-      </w:r>
-      <w:r>
-        <w:t xml:space="preserve"> </w:t>
-      </w:r>
-      <w:r>
-        <w:t xml:space="preserve">– a или b — создать новую ячейку соответственно выше или ниже текущей;</w:t>
-      </w:r>
-      <w:r>
-        <w:t xml:space="preserve"> </w:t>
-      </w:r>
-      <w:r>
-        <w:t xml:space="preserve">– x — удалить ячейку;</w:t>
-      </w:r>
-      <w:r>
-        <w:t xml:space="preserve"> </w:t>
-      </w:r>
-      <w:r>
-        <w:t xml:space="preserve">– z — отмена удаления ячейки;</w:t>
-      </w:r>
-      <w:r>
-        <w:t xml:space="preserve"> </w:t>
-      </w:r>
-      <w:r>
-        <w:t xml:space="preserve">– m — перевести ячейку в режим текста;</w:t>
-      </w:r>
-      <w:r>
-        <w:t xml:space="preserve"> </w:t>
-      </w:r>
-      <w:r>
-        <w:t xml:space="preserve">– y — перевести ячейку в режим набора кода.</w:t>
-      </w:r>
-      <w:r>
-        <w:t xml:space="preserve"> </w:t>
-      </w:r>
-      <w:r>
-        <w:t xml:space="preserve">Для выполнения кода внутри ячейки выберите эту ячейку и нажмите Shift + Enter или</w:t>
-      </w:r>
-      <w:r>
-        <w:t xml:space="preserve"> </w:t>
-      </w:r>
-      <w:r>
-        <w:t xml:space="preserve">кнопку со значком Run на панели инструментов. Если ячейка содержит несколько строк</w:t>
-      </w:r>
-      <w:r>
-        <w:t xml:space="preserve"> </w:t>
-      </w:r>
-      <w:r>
-        <w:t xml:space="preserve">кода, то при выполнении этой ячейки отобразится только результат последней строки</w:t>
-      </w:r>
-      <w:r>
-        <w:t xml:space="preserve"> </w:t>
-      </w:r>
-      <w:r>
-        <w:t xml:space="preserve">(операции). Вывод результата можно подавить, завершив строку знаком «точка с запятой».</w:t>
+        <w:t xml:space="preserve">Численное решение в Julia будет иметь следующий вид:</w:t>
       </w:r>
     </w:p>
     <w:bookmarkStart w:id="45" w:name="fig:006"/>
@@ -651,14 +1144,14 @@
       <w:r>
         <w:drawing>
           <wp:inline>
-            <wp:extent cx="5334000" cy="2703462"/>
+            <wp:extent cx="5334000" cy="4738456"/>
             <wp:effectExtent b="0" l="0" r="0" t="0"/>
-            <wp:docPr descr="Рис. 6: Простейшие операции на языке Julia в Jupyter Lab" title="" id="43" name="Picture"/>
+            <wp:docPr descr="Рис. 6: Численное решение системы Лоренца" title="" id="43" name="Picture"/>
             <a:graphic>
               <a:graphicData uri="http://schemas.openxmlformats.org/drawingml/2006/picture">
                 <pic:pic>
                   <pic:nvPicPr>
-                    <pic:cNvPr descr="../images/1.2.2.png" id="44" name="Picture"/>
+                    <pic:cNvPr descr="../images/5.png" id="44" name="Picture"/>
                     <pic:cNvPicPr>
                       <a:picLocks noChangeArrowheads="1" noChangeAspect="1"/>
                     </pic:cNvPicPr>
@@ -672,7 +1165,7 @@
                   <pic:spPr bwMode="auto">
                     <a:xfrm>
                       <a:off x="0" y="0"/>
-                      <a:ext cx="5334000" cy="2703462"/>
+                      <a:ext cx="5334000" cy="4738456"/>
                     </a:xfrm>
                     <a:prstGeom prst="rect">
                       <a:avLst/>
@@ -696,24 +1189,10 @@
         <w:pStyle w:val="ImageCaption"/>
       </w:pPr>
       <w:r>
-        <w:t xml:space="preserve">Рис. 6: Простейшие операции на языке Julia в Jupyter Lab</w:t>
+        <w:t xml:space="preserve">Рис. 6: Численное решение системы Лоренца</w:t>
       </w:r>
     </w:p>
     <w:bookmarkEnd w:id="45"/>
-    <w:p>
-      <w:pPr>
-        <w:pStyle w:val="BodyText"/>
-      </w:pPr>
-      <w:r>
-        <w:t xml:space="preserve">Если необходимо получить информацию по работе с какой-то незнакомой для вас</w:t>
-      </w:r>
-      <w:r>
-        <w:t xml:space="preserve"> </w:t>
-      </w:r>
-      <w:r>
-        <w:t xml:space="preserve">функцией Julia, то надо поставить в ячейке перед названием этой функции знак вопроса</w:t>
-      </w:r>
-    </w:p>
     <w:bookmarkStart w:id="49" w:name="fig:007"/>
     <w:p>
       <w:pPr>
@@ -722,14 +1201,14 @@
       <w:r>
         <w:drawing>
           <wp:inline>
-            <wp:extent cx="5334000" cy="4382314"/>
+            <wp:extent cx="5334000" cy="4221996"/>
             <wp:effectExtent b="0" l="0" r="0" t="0"/>
-            <wp:docPr descr="Рис. 7: Пример получения информации по функции println на языке Julia в Jupyter Lab" title="" id="47" name="Picture"/>
+            <wp:docPr descr="Рис. 7: График: Аттрактор Лоренца" title="" id="47" name="Picture"/>
             <a:graphic>
               <a:graphicData uri="http://schemas.openxmlformats.org/drawingml/2006/picture">
                 <pic:pic>
                   <pic:nvPicPr>
-                    <pic:cNvPr descr="../images/1.2.3.png" id="48" name="Picture"/>
+                    <pic:cNvPr descr="../images/6.png" id="48" name="Picture"/>
                     <pic:cNvPicPr>
                       <a:picLocks noChangeArrowheads="1" noChangeAspect="1"/>
                     </pic:cNvPicPr>
@@ -743,7 +1222,7 @@
                   <pic:spPr bwMode="auto">
                     <a:xfrm>
                       <a:off x="0" y="0"/>
-                      <a:ext cx="5334000" cy="4382314"/>
+                      <a:ext cx="5334000" cy="4221996"/>
                     </a:xfrm>
                     <a:prstGeom prst="rect">
                       <a:avLst/>
@@ -767,24 +1246,10 @@
         <w:pStyle w:val="ImageCaption"/>
       </w:pPr>
       <w:r>
-        <w:t xml:space="preserve">Рис. 7: Пример получения информации по функции println на языке Julia в Jupyter Lab</w:t>
+        <w:t xml:space="preserve">Рис. 7: График: Аттрактор Лоренца</w:t>
       </w:r>
     </w:p>
     <w:bookmarkEnd w:id="49"/>
-    <w:p>
-      <w:pPr>
-        <w:pStyle w:val="BodyText"/>
-      </w:pPr>
-      <w:r>
-        <w:t xml:space="preserve">Если требуется использовать команды из командной оболочки вашей операционной</w:t>
-      </w:r>
-      <w:r>
-        <w:t xml:space="preserve"> </w:t>
-      </w:r>
-      <w:r>
-        <w:t xml:space="preserve">системы, то перед соответствующей командой нужно поставить знак «точка с запятой».</w:t>
-      </w:r>
-    </w:p>
     <w:bookmarkStart w:id="53" w:name="fig:008"/>
     <w:p>
       <w:pPr>
@@ -793,14 +1258,14 @@
       <w:r>
         <w:drawing>
           <wp:inline>
-            <wp:extent cx="5334000" cy="1114917"/>
+            <wp:extent cx="5334000" cy="2550694"/>
             <wp:effectExtent b="0" l="0" r="0" t="0"/>
-            <wp:docPr descr="Рис. 8: Пример получения информации о дате и пользователе ОС Linux в Jupyter Lab" title="" id="51" name="Picture"/>
+            <wp:docPr descr="Рис. 8: График: Аттрактор Лоренца (интерполяция отключена)" title="" id="51" name="Picture"/>
             <a:graphic>
               <a:graphicData uri="http://schemas.openxmlformats.org/drawingml/2006/picture">
                 <pic:pic>
                   <pic:nvPicPr>
-                    <pic:cNvPr descr="../images/1.2.4.png" id="52" name="Picture"/>
+                    <pic:cNvPr descr="../images/7.png" id="52" name="Picture"/>
                     <pic:cNvPicPr>
                       <a:picLocks noChangeArrowheads="1" noChangeAspect="1"/>
                     </pic:cNvPicPr>
@@ -814,7 +1279,7 @@
                   <pic:spPr bwMode="auto">
                     <a:xfrm>
                       <a:off x="0" y="0"/>
-                      <a:ext cx="5334000" cy="1114917"/>
+                      <a:ext cx="5334000" cy="2550694"/>
                     </a:xfrm>
                     <a:prstGeom prst="rect">
                       <a:avLst/>
@@ -838,12 +1303,13 @@
         <w:pStyle w:val="ImageCaption"/>
       </w:pPr>
       <w:r>
-        <w:t xml:space="preserve">Рис. 8: Пример получения информации о дате и пользователе ОС Linux в Jupyter Lab</w:t>
+        <w:t xml:space="preserve">Рис. 8: График: Аттрактор Лоренца (интерполяция отключена)</w:t>
       </w:r>
     </w:p>
     <w:bookmarkEnd w:id="53"/>
     <w:bookmarkEnd w:id="54"/>
-    <w:bookmarkStart w:id="71" w:name="основы-синтаксиса-julia-на-примерах"/>
+    <w:bookmarkEnd w:id="55"/>
+    <w:bookmarkStart w:id="72" w:name="модель-лоткивольтерры"/>
     <w:p>
       <w:pPr>
         <w:pStyle w:val="Heading2"/>
@@ -852,30 +1318,16 @@
         <w:rPr>
           <w:rStyle w:val="SectionNumber"/>
         </w:rPr>
-        <w:t xml:space="preserve">2.3</w:t>
+        <w:t xml:space="preserve">2.2</w:t>
       </w:r>
       <w:r>
         <w:tab/>
       </w:r>
       <w:r>
-        <w:t xml:space="preserve">Основы синтаксиса Julia на примерах</w:t>
-      </w:r>
-    </w:p>
-    <w:p>
-      <w:pPr>
-        <w:pStyle w:val="FirstParagraph"/>
-      </w:pPr>
-      <w:r>
-        <w:t xml:space="preserve">Далее приведены простейшие примеры с использованием синтаксиса Julia, выполненные в блокноте Jupyter Lab.</w:t>
-      </w:r>
-      <w:r>
-        <w:t xml:space="preserve"> </w:t>
-      </w:r>
-      <w:r>
-        <w:t xml:space="preserve">Определил крайних значений диапазонов целочисленных числовых величин:</w:t>
-      </w:r>
-    </w:p>
-    <w:bookmarkStart w:id="58" w:name="fig:009"/>
+        <w:t xml:space="preserve">Модель Лотки–Вольтерры</w:t>
+      </w:r>
+    </w:p>
+    <w:bookmarkStart w:id="59" w:name="fig:009"/>
     <w:p>
       <w:pPr>
         <w:pStyle w:val="CaptionedFigure"/>
@@ -883,20 +1335,20 @@
       <w:r>
         <w:drawing>
           <wp:inline>
-            <wp:extent cx="5334000" cy="3055448"/>
+            <wp:extent cx="5334000" cy="1448340"/>
             <wp:effectExtent b="0" l="0" r="0" t="0"/>
-            <wp:docPr descr="Рис. 9: Примеры определения типа числовых величин" title="" id="56" name="Picture"/>
+            <wp:docPr descr="Рис. 9: Модель Лотки–Вольтерры" title="" id="57" name="Picture"/>
             <a:graphic>
               <a:graphicData uri="http://schemas.openxmlformats.org/drawingml/2006/picture">
                 <pic:pic>
                   <pic:nvPicPr>
-                    <pic:cNvPr descr="../images/1.3.1.png" id="57" name="Picture"/>
+                    <pic:cNvPr descr="../images/Lotka_Volterra_model.png" id="58" name="Picture"/>
                     <pic:cNvPicPr>
                       <a:picLocks noChangeArrowheads="1" noChangeAspect="1"/>
                     </pic:cNvPicPr>
                   </pic:nvPicPr>
                   <pic:blipFill>
-                    <a:blip r:embed="rId55"/>
+                    <a:blip r:embed="rId56"/>
                     <a:stretch>
                       <a:fillRect/>
                     </a:stretch>
@@ -904,7 +1356,7 @@
                   <pic:spPr bwMode="auto">
                     <a:xfrm>
                       <a:off x="0" y="0"/>
-                      <a:ext cx="5334000" cy="3055448"/>
+                      <a:ext cx="5334000" cy="1448340"/>
                     </a:xfrm>
                     <a:prstGeom prst="rect">
                       <a:avLst/>
@@ -928,19 +1380,19 @@
         <w:pStyle w:val="ImageCaption"/>
       </w:pPr>
       <w:r>
-        <w:t xml:space="preserve">Рис. 9: Примеры определения типа числовых величин</w:t>
-      </w:r>
-    </w:p>
-    <w:bookmarkEnd w:id="58"/>
+        <w:t xml:space="preserve">Рис. 9: Модель Лотки–Вольтерры</w:t>
+      </w:r>
+    </w:p>
+    <w:bookmarkEnd w:id="59"/>
     <w:p>
       <w:pPr>
         <w:pStyle w:val="BodyText"/>
       </w:pPr>
       <w:r>
-        <w:t xml:space="preserve">Попробовал преобразование типов:</w:t>
-      </w:r>
-    </w:p>
-    <w:bookmarkStart w:id="62" w:name="fig:010"/>
+        <w:t xml:space="preserve">Численное решение в Julia будет иметь следующий вид:</w:t>
+      </w:r>
+    </w:p>
+    <w:bookmarkStart w:id="63" w:name="fig:010"/>
     <w:p>
       <w:pPr>
         <w:pStyle w:val="CaptionedFigure"/>
@@ -948,20 +1400,20 @@
       <w:r>
         <w:drawing>
           <wp:inline>
-            <wp:extent cx="5334000" cy="1895748"/>
+            <wp:extent cx="5334000" cy="1991950"/>
             <wp:effectExtent b="0" l="0" r="0" t="0"/>
-            <wp:docPr descr="Рис. 10: Примеры приведения аргументов к одному типу" title="" id="60" name="Picture"/>
+            <wp:docPr descr="Рис. 10: Численное решение модели Лотки–Вольтерры" title="" id="61" name="Picture"/>
             <a:graphic>
               <a:graphicData uri="http://schemas.openxmlformats.org/drawingml/2006/picture">
                 <pic:pic>
                   <pic:nvPicPr>
-                    <pic:cNvPr descr="../images/1.3.2.png" id="61" name="Picture"/>
+                    <pic:cNvPr descr="../images/8.png" id="62" name="Picture"/>
                     <pic:cNvPicPr>
                       <a:picLocks noChangeArrowheads="1" noChangeAspect="1"/>
                     </pic:cNvPicPr>
                   </pic:nvPicPr>
                   <pic:blipFill>
-                    <a:blip r:embed="rId59"/>
+                    <a:blip r:embed="rId60"/>
                     <a:stretch>
                       <a:fillRect/>
                     </a:stretch>
@@ -969,7 +1421,7 @@
                   <pic:spPr bwMode="auto">
                     <a:xfrm>
                       <a:off x="0" y="0"/>
-                      <a:ext cx="5334000" cy="1895748"/>
+                      <a:ext cx="5334000" cy="1991950"/>
                     </a:xfrm>
                     <a:prstGeom prst="rect">
                       <a:avLst/>
@@ -993,116 +1445,11 @@
         <w:pStyle w:val="ImageCaption"/>
       </w:pPr>
       <w:r>
-        <w:t xml:space="preserve">Рис. 10: Примеры приведения аргументов к одному типу</w:t>
-      </w:r>
-    </w:p>
-    <w:bookmarkEnd w:id="62"/>
-    <w:p>
-      <w:pPr>
-        <w:pStyle w:val="BodyText"/>
-      </w:pPr>
-      <w:r>
-        <w:t xml:space="preserve">Базовый синтаксис определения функции:</w:t>
-      </w:r>
-    </w:p>
-    <w:p>
-      <w:pPr>
-        <w:pStyle w:val="SourceCode"/>
-      </w:pPr>
-      <w:r>
-        <w:rPr>
-          <w:rStyle w:val="VerbatimChar"/>
-        </w:rPr>
-        <w:t xml:space="preserve">    function &lt;Имя&gt; (&lt;СписокПараметров&gt;)</w:t>
-      </w:r>
-      <w:r>
-        <w:br/>
-      </w:r>
-      <w:r>
-        <w:rPr>
-          <w:rStyle w:val="VerbatimChar"/>
-        </w:rPr>
-        <w:t xml:space="preserve">        &lt;Действия&gt;</w:t>
-      </w:r>
-      <w:r>
-        <w:br/>
-      </w:r>
-      <w:r>
-        <w:rPr>
-          <w:rStyle w:val="VerbatimChar"/>
-        </w:rPr>
-        <w:t xml:space="preserve">    end</w:t>
-      </w:r>
-    </w:p>
-    <w:p>
-      <w:pPr>
-        <w:pStyle w:val="FirstParagraph"/>
-      </w:pPr>
-      <w:r>
-        <w:t xml:space="preserve">Другой способ определения несложных функций:</w:t>
-      </w:r>
-    </w:p>
-    <w:p>
-      <w:pPr>
-        <w:pStyle w:val="BodyText"/>
-      </w:pPr>
-      <w:r>
-        <w:rPr>
-          <w:rStyle w:val="VerbatimChar"/>
-        </w:rPr>
-        <w:t xml:space="preserve">&lt;Имя&gt; (&lt;СписокПараметров&gt;) = &lt;Выражение&gt;</w:t>
-      </w:r>
-    </w:p>
-    <w:p>
-      <w:pPr>
-        <w:pStyle w:val="BodyText"/>
-      </w:pPr>
-      <w:r>
-        <w:t xml:space="preserve">Например, определим функцию</w:t>
-      </w:r>
-      <w:r>
-        <w:t xml:space="preserve"> </w:t>
-      </w:r>
-      <m:oMath>
-        <m:r>
-          <m:t>f</m:t>
-        </m:r>
-        <m:d>
-          <m:dPr>
-            <m:begChr m:val="("/>
-            <m:endChr m:val=")"/>
-            <m:sepChr m:val=""/>
-            <m:grow/>
-          </m:dPr>
-          <m:e>
-            <m:r>
-              <m:t>x</m:t>
-            </m:r>
-          </m:e>
-        </m:d>
-      </m:oMath>
-      <w:r>
-        <w:t xml:space="preserve"> </w:t>
-      </w:r>
-      <w:r>
-        <w:t xml:space="preserve">возведения переменной</w:t>
-      </w:r>
-      <w:r>
-        <w:t xml:space="preserve"> </w:t>
-      </w:r>
-      <m:oMath>
-        <m:r>
-          <m:t>x</m:t>
-        </m:r>
-      </m:oMath>
-      <w:r>
-        <w:t xml:space="preserve"> </w:t>
-      </w:r>
-      <w:r>
-        <w:t xml:space="preserve">в квадрат и возведём</w:t>
-      </w:r>
-    </w:p>
-    <w:bookmarkStart w:id="66" w:name="fig:011"/>
+        <w:t xml:space="preserve">Рис. 10: Численное решение модели Лотки–Вольтерры</w:t>
+      </w:r>
+    </w:p>
+    <w:bookmarkEnd w:id="63"/>
+    <w:bookmarkStart w:id="67" w:name="fig:011"/>
     <w:p>
       <w:pPr>
         <w:pStyle w:val="CaptionedFigure"/>
@@ -1110,20 +1457,20 @@
       <w:r>
         <w:drawing>
           <wp:inline>
-            <wp:extent cx="5334000" cy="2330055"/>
+            <wp:extent cx="5334000" cy="3212877"/>
             <wp:effectExtent b="0" l="0" r="0" t="0"/>
-            <wp:docPr descr="Рис. 11: Примеры определения функций" title="" id="64" name="Picture"/>
+            <wp:docPr descr="Рис. 11: Модель Лотки–Вольтерры: динамика изменения численности популяций" title="" id="65" name="Picture"/>
             <a:graphic>
               <a:graphicData uri="http://schemas.openxmlformats.org/drawingml/2006/picture">
                 <pic:pic>
                   <pic:nvPicPr>
-                    <pic:cNvPr descr="../images/1.3.3.png" id="65" name="Picture"/>
+                    <pic:cNvPr descr="../images/9.png" id="66" name="Picture"/>
                     <pic:cNvPicPr>
                       <a:picLocks noChangeArrowheads="1" noChangeAspect="1"/>
                     </pic:cNvPicPr>
                   </pic:nvPicPr>
                   <pic:blipFill>
-                    <a:blip r:embed="rId63"/>
+                    <a:blip r:embed="rId64"/>
                     <a:stretch>
                       <a:fillRect/>
                     </a:stretch>
@@ -1131,7 +1478,7 @@
                   <pic:spPr bwMode="auto">
                     <a:xfrm>
                       <a:off x="0" y="0"/>
-                      <a:ext cx="5334000" cy="2330055"/>
+                      <a:ext cx="5334000" cy="3212877"/>
                     </a:xfrm>
                     <a:prstGeom prst="rect">
                       <a:avLst/>
@@ -1155,19 +1502,11 @@
         <w:pStyle w:val="ImageCaption"/>
       </w:pPr>
       <w:r>
-        <w:t xml:space="preserve">Рис. 11: Примеры определения функций</w:t>
-      </w:r>
-    </w:p>
-    <w:bookmarkEnd w:id="66"/>
-    <w:p>
-      <w:pPr>
-        <w:pStyle w:val="BodyText"/>
-      </w:pPr>
-      <w:r>
-        <w:t xml:space="preserve">Работа с массивами:</w:t>
-      </w:r>
-    </w:p>
-    <w:bookmarkStart w:id="70" w:name="fig:012"/>
+        <w:t xml:space="preserve">Рис. 11: Модель Лотки–Вольтерры: динамика изменения численности популяций</w:t>
+      </w:r>
+    </w:p>
+    <w:bookmarkEnd w:id="67"/>
+    <w:bookmarkStart w:id="71" w:name="fig:012"/>
     <w:p>
       <w:pPr>
         <w:pStyle w:val="CaptionedFigure"/>
@@ -1175,20 +1514,20 @@
       <w:r>
         <w:drawing>
           <wp:inline>
-            <wp:extent cx="5334000" cy="4451095"/>
+            <wp:extent cx="5334000" cy="3665775"/>
             <wp:effectExtent b="0" l="0" r="0" t="0"/>
-            <wp:docPr descr="Рис. 12: Примеры работы с массивами" title="" id="68" name="Picture"/>
+            <wp:docPr descr="Рис. 12: Модель Лотки–Вольтерры: фазовый портрет" title="" id="69" name="Picture"/>
             <a:graphic>
               <a:graphicData uri="http://schemas.openxmlformats.org/drawingml/2006/picture">
                 <pic:pic>
                   <pic:nvPicPr>
-                    <pic:cNvPr descr="../images/1.3.4.png" id="69" name="Picture"/>
+                    <pic:cNvPr descr="../images/10.png" id="70" name="Picture"/>
                     <pic:cNvPicPr>
                       <a:picLocks noChangeArrowheads="1" noChangeAspect="1"/>
                     </pic:cNvPicPr>
                   </pic:nvPicPr>
                   <pic:blipFill>
-                    <a:blip r:embed="rId67"/>
+                    <a:blip r:embed="rId68"/>
                     <a:stretch>
                       <a:fillRect/>
                     </a:stretch>
@@ -1196,7 +1535,7 @@
                   <pic:spPr bwMode="auto">
                     <a:xfrm>
                       <a:off x="0" y="0"/>
-                      <a:ext cx="5334000" cy="4451095"/>
+                      <a:ext cx="5334000" cy="3665775"/>
                     </a:xfrm>
                     <a:prstGeom prst="rect">
                       <a:avLst/>
@@ -1220,12 +1559,12 @@
         <w:pStyle w:val="ImageCaption"/>
       </w:pPr>
       <w:r>
-        <w:t xml:space="preserve">Рис. 12: Примеры работы с массивами</w:t>
-      </w:r>
-    </w:p>
-    <w:bookmarkEnd w:id="70"/>
+        <w:t xml:space="preserve">Рис. 12: Модель Лотки–Вольтерры: фазовый портрет</w:t>
+      </w:r>
+    </w:p>
     <w:bookmarkEnd w:id="71"/>
-    <w:bookmarkStart w:id="184" w:name="задания-для-самостоятельной-работы"/>
+    <w:bookmarkEnd w:id="72"/>
+    <w:bookmarkStart w:id="97" w:name="задания-для-самостоятельного-выполнения"/>
     <w:p>
       <w:pPr>
         <w:pStyle w:val="Heading2"/>
@@ -1234,66 +1573,16 @@
         <w:rPr>
           <w:rStyle w:val="SectionNumber"/>
         </w:rPr>
-        <w:t xml:space="preserve">2.4</w:t>
+        <w:t xml:space="preserve">2.3</w:t>
       </w:r>
       <w:r>
         <w:tab/>
       </w:r>
       <w:r>
-        <w:t xml:space="preserve">Задания для самостоятельной работы</w:t>
-      </w:r>
-    </w:p>
-    <w:p>
-      <w:pPr>
-        <w:pStyle w:val="Compact"/>
-        <w:numPr>
-          <w:ilvl w:val="0"/>
-          <w:numId w:val="1001"/>
-        </w:numPr>
-      </w:pPr>
-      <w:r>
-        <w:t xml:space="preserve">Изучил документацию по основным функциям Julia для чтения / записи / вывода информации на экран: read(), readline(), readlines(), print(),</w:t>
-      </w:r>
-      <w:r>
-        <w:t xml:space="preserve"> </w:t>
-      </w:r>
-      <w:r>
-        <w:t xml:space="preserve">println(), show(), write().</w:t>
-      </w:r>
-    </w:p>
-    <w:p>
-      <w:pPr>
-        <w:pStyle w:val="FirstParagraph"/>
-      </w:pPr>
-      <w:r>
-        <w:t xml:space="preserve">Примеры использования функций:</w:t>
-      </w:r>
-    </w:p>
-    <w:p>
-      <w:pPr>
-        <w:pStyle w:val="Compact"/>
-        <w:numPr>
-          <w:ilvl w:val="0"/>
-          <w:numId w:val="1002"/>
-        </w:numPr>
-      </w:pPr>
-      <w:r>
-        <w:rPr>
-          <w:b/>
-          <w:bCs/>
-        </w:rPr>
-        <w:t xml:space="preserve">read()</w:t>
-      </w:r>
-    </w:p>
-    <w:p>
-      <w:pPr>
-        <w:pStyle w:val="FirstParagraph"/>
-      </w:pPr>
-      <w:r>
-        <w:t xml:space="preserve">Для этого создал текстовый файл:</w:t>
-      </w:r>
-    </w:p>
-    <w:bookmarkStart w:id="75" w:name="fig:013"/>
+        <w:t xml:space="preserve">Задания для самостоятельного выполнения</w:t>
+      </w:r>
+    </w:p>
+    <w:bookmarkStart w:id="76" w:name="fig:013"/>
     <w:p>
       <w:pPr>
         <w:pStyle w:val="CaptionedFigure"/>
@@ -1301,20 +1590,20 @@
       <w:r>
         <w:drawing>
           <wp:inline>
-            <wp:extent cx="5334000" cy="3854082"/>
+            <wp:extent cx="5334000" cy="3455987"/>
             <wp:effectExtent b="0" l="0" r="0" t="0"/>
-            <wp:docPr descr="Рис. 13: Текстовый файл для теста" title="" id="73" name="Picture"/>
+            <wp:docPr descr="Рис. 13: Модель роста численности изолированной популяции (модель Мальтуса)" title="" id="74" name="Picture"/>
             <a:graphic>
               <a:graphicData uri="http://schemas.openxmlformats.org/drawingml/2006/picture">
                 <pic:pic>
                   <pic:nvPicPr>
-                    <pic:cNvPr descr="../images/1.4.1.1.png" id="74" name="Picture"/>
+                    <pic:cNvPr descr="../images/11.png" id="75" name="Picture"/>
                     <pic:cNvPicPr>
                       <a:picLocks noChangeArrowheads="1" noChangeAspect="1"/>
                     </pic:cNvPicPr>
                   </pic:nvPicPr>
                   <pic:blipFill>
-                    <a:blip r:embed="rId72"/>
+                    <a:blip r:embed="rId73"/>
                     <a:stretch>
                       <a:fillRect/>
                     </a:stretch>
@@ -1322,7 +1611,7 @@
                   <pic:spPr bwMode="auto">
                     <a:xfrm>
                       <a:off x="0" y="0"/>
-                      <a:ext cx="5334000" cy="3854082"/>
+                      <a:ext cx="5334000" cy="3455987"/>
                     </a:xfrm>
                     <a:prstGeom prst="rect">
                       <a:avLst/>
@@ -1346,19 +1635,11 @@
         <w:pStyle w:val="ImageCaption"/>
       </w:pPr>
       <w:r>
-        <w:t xml:space="preserve">Рис. 13: Текстовый файл для теста</w:t>
-      </w:r>
-    </w:p>
-    <w:bookmarkEnd w:id="75"/>
-    <w:p>
-      <w:pPr>
-        <w:pStyle w:val="BodyText"/>
-      </w:pPr>
-      <w:r>
-        <w:t xml:space="preserve">Функция read() читает данные из потока в заданном формате.</w:t>
-      </w:r>
-    </w:p>
-    <w:bookmarkStart w:id="79" w:name="fig:014"/>
+        <w:t xml:space="preserve">Рис. 13: Модель роста численности изолированной популяции (модель Мальтуса)</w:t>
+      </w:r>
+    </w:p>
+    <w:bookmarkEnd w:id="76"/>
+    <w:bookmarkStart w:id="80" w:name="fig:014"/>
     <w:p>
       <w:pPr>
         <w:pStyle w:val="CaptionedFigure"/>
@@ -1366,20 +1647,20 @@
       <w:r>
         <w:drawing>
           <wp:inline>
-            <wp:extent cx="5006819" cy="1093443"/>
+            <wp:extent cx="5334000" cy="3123835"/>
             <wp:effectExtent b="0" l="0" r="0" t="0"/>
-            <wp:docPr descr="Рис. 14: Пример использования функции read()" title="" id="77" name="Picture"/>
+            <wp:docPr descr="Рис. 14: Модель Мальтуса: график" title="" id="78" name="Picture"/>
             <a:graphic>
               <a:graphicData uri="http://schemas.openxmlformats.org/drawingml/2006/picture">
                 <pic:pic>
                   <pic:nvPicPr>
-                    <pic:cNvPr descr="../images/1.4.1.2.png" id="78" name="Picture"/>
+                    <pic:cNvPr descr="../images/12.png" id="79" name="Picture"/>
                     <pic:cNvPicPr>
                       <a:picLocks noChangeArrowheads="1" noChangeAspect="1"/>
                     </pic:cNvPicPr>
                   </pic:nvPicPr>
                   <pic:blipFill>
-                    <a:blip r:embed="rId76"/>
+                    <a:blip r:embed="rId77"/>
                     <a:stretch>
                       <a:fillRect/>
                     </a:stretch>
@@ -1387,7 +1668,7 @@
                   <pic:spPr bwMode="auto">
                     <a:xfrm>
                       <a:off x="0" y="0"/>
-                      <a:ext cx="5006819" cy="1093443"/>
+                      <a:ext cx="5334000" cy="3123835"/>
                     </a:xfrm>
                     <a:prstGeom prst="rect">
                       <a:avLst/>
@@ -1411,35 +1692,11 @@
         <w:pStyle w:val="ImageCaption"/>
       </w:pPr>
       <w:r>
-        <w:t xml:space="preserve">Рис. 14: Пример использования функции read()</w:t>
-      </w:r>
-    </w:p>
-    <w:bookmarkEnd w:id="79"/>
-    <w:p>
-      <w:pPr>
-        <w:pStyle w:val="Compact"/>
-        <w:numPr>
-          <w:ilvl w:val="0"/>
-          <w:numId w:val="1003"/>
-        </w:numPr>
-      </w:pPr>
-      <w:r>
-        <w:rPr>
-          <w:b/>
-          <w:bCs/>
-        </w:rPr>
-        <w:t xml:space="preserve">readline()</w:t>
-      </w:r>
-    </w:p>
-    <w:p>
-      <w:pPr>
-        <w:pStyle w:val="FirstParagraph"/>
-      </w:pPr>
-      <w:r>
-        <w:t xml:space="preserve">Читает одну строку из файла или потока до символа новой строки.</w:t>
-      </w:r>
-    </w:p>
-    <w:bookmarkStart w:id="83" w:name="fig:015"/>
+        <w:t xml:space="preserve">Рис. 14: Модель Мальтуса: график</w:t>
+      </w:r>
+    </w:p>
+    <w:bookmarkEnd w:id="80"/>
+    <w:bookmarkStart w:id="84" w:name="fig:015"/>
     <w:p>
       <w:pPr>
         <w:pStyle w:val="CaptionedFigure"/>
@@ -1447,20 +1704,20 @@
       <w:r>
         <w:drawing>
           <wp:inline>
-            <wp:extent cx="4380167" cy="1611390"/>
+            <wp:extent cx="5334000" cy="1790269"/>
             <wp:effectExtent b="0" l="0" r="0" t="0"/>
-            <wp:docPr descr="Рис. 15: Пример использования функции readline()" title="" id="81" name="Picture"/>
+            <wp:docPr descr="Рис. 15: Логистическая модель роста популяции" title="" id="82" name="Picture"/>
             <a:graphic>
               <a:graphicData uri="http://schemas.openxmlformats.org/drawingml/2006/picture">
                 <pic:pic>
                   <pic:nvPicPr>
-                    <pic:cNvPr descr="../images/1.4.1.3.png" id="82" name="Picture"/>
+                    <pic:cNvPr descr="../images/13.png" id="83" name="Picture"/>
                     <pic:cNvPicPr>
                       <a:picLocks noChangeArrowheads="1" noChangeAspect="1"/>
                     </pic:cNvPicPr>
                   </pic:nvPicPr>
                   <pic:blipFill>
-                    <a:blip r:embed="rId80"/>
+                    <a:blip r:embed="rId81"/>
                     <a:stretch>
                       <a:fillRect/>
                     </a:stretch>
@@ -1468,7 +1725,7 @@
                   <pic:spPr bwMode="auto">
                     <a:xfrm>
                       <a:off x="0" y="0"/>
-                      <a:ext cx="4380167" cy="1611390"/>
+                      <a:ext cx="5334000" cy="1790269"/>
                     </a:xfrm>
                     <a:prstGeom prst="rect">
                       <a:avLst/>
@@ -1492,35 +1749,11 @@
         <w:pStyle w:val="ImageCaption"/>
       </w:pPr>
       <w:r>
-        <w:t xml:space="preserve">Рис. 15: Пример использования функции readline()</w:t>
-      </w:r>
-    </w:p>
-    <w:bookmarkEnd w:id="83"/>
-    <w:p>
-      <w:pPr>
-        <w:pStyle w:val="Compact"/>
-        <w:numPr>
-          <w:ilvl w:val="0"/>
-          <w:numId w:val="1004"/>
-        </w:numPr>
-      </w:pPr>
-      <w:r>
-        <w:rPr>
-          <w:b/>
-          <w:bCs/>
-        </w:rPr>
-        <w:t xml:space="preserve">readlines()</w:t>
-      </w:r>
-    </w:p>
-    <w:p>
-      <w:pPr>
-        <w:pStyle w:val="FirstParagraph"/>
-      </w:pPr>
-      <w:r>
-        <w:t xml:space="preserve">Читает все строки файла и возвращает их в виде массива.</w:t>
-      </w:r>
-    </w:p>
-    <w:bookmarkStart w:id="87" w:name="fig:016"/>
+        <w:t xml:space="preserve">Рис. 15: Логистическая модель роста популяции</w:t>
+      </w:r>
+    </w:p>
+    <w:bookmarkEnd w:id="84"/>
+    <w:bookmarkStart w:id="88" w:name="fig:016"/>
     <w:p>
       <w:pPr>
         <w:pStyle w:val="CaptionedFigure"/>
@@ -1528,20 +1761,20 @@
       <w:r>
         <w:drawing>
           <wp:inline>
-            <wp:extent cx="4565605" cy="1464318"/>
+            <wp:extent cx="5334000" cy="3089971"/>
             <wp:effectExtent b="0" l="0" r="0" t="0"/>
-            <wp:docPr descr="Рис. 16: Пример использования функции readlines()" title="" id="85" name="Picture"/>
+            <wp:docPr descr="Рис. 16: Логистическая модель роста популяции: график" title="" id="86" name="Picture"/>
             <a:graphic>
               <a:graphicData uri="http://schemas.openxmlformats.org/drawingml/2006/picture">
                 <pic:pic>
                   <pic:nvPicPr>
-                    <pic:cNvPr descr="../images/1.4.1.4.png" id="86" name="Picture"/>
+                    <pic:cNvPr descr="../images/14.png" id="87" name="Picture"/>
                     <pic:cNvPicPr>
                       <a:picLocks noChangeArrowheads="1" noChangeAspect="1"/>
                     </pic:cNvPicPr>
                   </pic:nvPicPr>
                   <pic:blipFill>
-                    <a:blip r:embed="rId84"/>
+                    <a:blip r:embed="rId85"/>
                     <a:stretch>
                       <a:fillRect/>
                     </a:stretch>
@@ -1549,7 +1782,7 @@
                   <pic:spPr bwMode="auto">
                     <a:xfrm>
                       <a:off x="0" y="0"/>
-                      <a:ext cx="4565605" cy="1464318"/>
+                      <a:ext cx="5334000" cy="3089971"/>
                     </a:xfrm>
                     <a:prstGeom prst="rect">
                       <a:avLst/>
@@ -1573,35 +1806,11 @@
         <w:pStyle w:val="ImageCaption"/>
       </w:pPr>
       <w:r>
-        <w:t xml:space="preserve">Рис. 16: Пример использования функции readlines()</w:t>
-      </w:r>
-    </w:p>
-    <w:bookmarkEnd w:id="87"/>
-    <w:p>
-      <w:pPr>
-        <w:pStyle w:val="Compact"/>
-        <w:numPr>
-          <w:ilvl w:val="0"/>
-          <w:numId w:val="1005"/>
-        </w:numPr>
-      </w:pPr>
-      <w:r>
-        <w:rPr>
-          <w:b/>
-          <w:bCs/>
-        </w:rPr>
-        <w:t xml:space="preserve">print()</w:t>
-      </w:r>
-    </w:p>
-    <w:p>
-      <w:pPr>
-        <w:pStyle w:val="FirstParagraph"/>
-      </w:pPr>
-      <w:r>
-        <w:t xml:space="preserve">Выводит данные в стандартный поток вывода (консоль) без добавления символа новой строки.</w:t>
-      </w:r>
-    </w:p>
-    <w:bookmarkStart w:id="91" w:name="fig:017"/>
+        <w:t xml:space="preserve">Рис. 16: Логистическая модель роста популяции: график</w:t>
+      </w:r>
+    </w:p>
+    <w:bookmarkEnd w:id="88"/>
+    <w:bookmarkStart w:id="92" w:name="fig:017"/>
     <w:p>
       <w:pPr>
         <w:pStyle w:val="CaptionedFigure"/>
@@ -1609,20 +1818,20 @@
       <w:r>
         <w:drawing>
           <wp:inline>
-            <wp:extent cx="2263619" cy="939977"/>
+            <wp:extent cx="5334000" cy="5072813"/>
             <wp:effectExtent b="0" l="0" r="0" t="0"/>
-            <wp:docPr descr="Рис. 17: Пример использования функции print()" title="" id="89" name="Picture"/>
+            <wp:docPr descr="Рис. 17: Модель эпидемии Кермака–Маккендрика (SIR-модель)" title="" id="90" name="Picture"/>
             <a:graphic>
               <a:graphicData uri="http://schemas.openxmlformats.org/drawingml/2006/picture">
                 <pic:pic>
                   <pic:nvPicPr>
-                    <pic:cNvPr descr="../images/1.4.1.5.png" id="90" name="Picture"/>
+                    <pic:cNvPr descr="../images/15.png" id="91" name="Picture"/>
                     <pic:cNvPicPr>
                       <a:picLocks noChangeArrowheads="1" noChangeAspect="1"/>
                     </pic:cNvPicPr>
                   </pic:nvPicPr>
                   <pic:blipFill>
-                    <a:blip r:embed="rId88"/>
+                    <a:blip r:embed="rId89"/>
                     <a:stretch>
                       <a:fillRect/>
                     </a:stretch>
@@ -1630,7 +1839,7 @@
                   <pic:spPr bwMode="auto">
                     <a:xfrm>
                       <a:off x="0" y="0"/>
-                      <a:ext cx="2263619" cy="939977"/>
+                      <a:ext cx="5334000" cy="5072813"/>
                     </a:xfrm>
                     <a:prstGeom prst="rect">
                       <a:avLst/>
@@ -1654,35 +1863,11 @@
         <w:pStyle w:val="ImageCaption"/>
       </w:pPr>
       <w:r>
-        <w:t xml:space="preserve">Рис. 17: Пример использования функции print()</w:t>
-      </w:r>
-    </w:p>
-    <w:bookmarkEnd w:id="91"/>
-    <w:p>
-      <w:pPr>
-        <w:pStyle w:val="Compact"/>
-        <w:numPr>
-          <w:ilvl w:val="0"/>
-          <w:numId w:val="1006"/>
-        </w:numPr>
-      </w:pPr>
-      <w:r>
-        <w:rPr>
-          <w:b/>
-          <w:bCs/>
-        </w:rPr>
-        <w:t xml:space="preserve">println()</w:t>
-      </w:r>
-    </w:p>
-    <w:p>
-      <w:pPr>
-        <w:pStyle w:val="FirstParagraph"/>
-      </w:pPr>
-      <w:r>
-        <w:t xml:space="preserve">Аналогично print(), но добавляет символ новой строки в конец.</w:t>
-      </w:r>
-    </w:p>
-    <w:bookmarkStart w:id="95" w:name="fig:018"/>
+        <w:t xml:space="preserve">Рис. 17: Модель эпидемии Кермака–Маккендрика (SIR-модель)</w:t>
+      </w:r>
+    </w:p>
+    <w:bookmarkEnd w:id="92"/>
+    <w:bookmarkStart w:id="96" w:name="fig:018"/>
     <w:p>
       <w:pPr>
         <w:pStyle w:val="CaptionedFigure"/>
@@ -1690,20 +1875,20 @@
       <w:r>
         <w:drawing>
           <wp:inline>
-            <wp:extent cx="1937504" cy="1323641"/>
+            <wp:extent cx="5334000" cy="3294054"/>
             <wp:effectExtent b="0" l="0" r="0" t="0"/>
-            <wp:docPr descr="Рис. 18: Пример использования функции println()" title="" id="93" name="Picture"/>
+            <wp:docPr descr="Рис. 18: SIR-модель: график" title="" id="94" name="Picture"/>
             <a:graphic>
               <a:graphicData uri="http://schemas.openxmlformats.org/drawingml/2006/picture">
                 <pic:pic>
                   <pic:nvPicPr>
-                    <pic:cNvPr descr="../images/1.4.1.6.png" id="94" name="Picture"/>
+                    <pic:cNvPr descr="../images/16.png" id="95" name="Picture"/>
                     <pic:cNvPicPr>
                       <a:picLocks noChangeArrowheads="1" noChangeAspect="1"/>
                     </pic:cNvPicPr>
                   </pic:nvPicPr>
                   <pic:blipFill>
-                    <a:blip r:embed="rId92"/>
+                    <a:blip r:embed="rId93"/>
                     <a:stretch>
                       <a:fillRect/>
                     </a:stretch>
@@ -1711,7 +1896,7 @@
                   <pic:spPr bwMode="auto">
                     <a:xfrm>
                       <a:off x="0" y="0"/>
-                      <a:ext cx="1937504" cy="1323641"/>
+                      <a:ext cx="5334000" cy="3294054"/>
                     </a:xfrm>
                     <a:prstGeom prst="rect">
                       <a:avLst/>
@@ -1735,1627 +1920,13 @@
         <w:pStyle w:val="ImageCaption"/>
       </w:pPr>
       <w:r>
-        <w:t xml:space="preserve">Рис. 18: Пример использования функции println()</w:t>
-      </w:r>
-    </w:p>
-    <w:bookmarkEnd w:id="95"/>
-    <w:p>
-      <w:pPr>
-        <w:pStyle w:val="Compact"/>
-        <w:numPr>
-          <w:ilvl w:val="0"/>
-          <w:numId w:val="1007"/>
-        </w:numPr>
-      </w:pPr>
-      <w:r>
-        <w:rPr>
-          <w:b/>
-          <w:bCs/>
-        </w:rPr>
-        <w:t xml:space="preserve">show()</w:t>
-      </w:r>
-    </w:p>
-    <w:p>
-      <w:pPr>
-        <w:pStyle w:val="FirstParagraph"/>
-      </w:pPr>
-      <w:r>
-        <w:t xml:space="preserve">Выводит внутреннее представление объекта, полезное для отладки.</w:t>
-      </w:r>
-    </w:p>
-    <w:bookmarkStart w:id="99" w:name="fig:019"/>
-    <w:p>
-      <w:pPr>
-        <w:pStyle w:val="CaptionedFigure"/>
-      </w:pPr>
-      <w:r>
-        <w:drawing>
-          <wp:inline>
-            <wp:extent cx="2289197" cy="939977"/>
-            <wp:effectExtent b="0" l="0" r="0" t="0"/>
-            <wp:docPr descr="Рис. 19: Пример использования функции show()" title="" id="97" name="Picture"/>
-            <a:graphic>
-              <a:graphicData uri="http://schemas.openxmlformats.org/drawingml/2006/picture">
-                <pic:pic>
-                  <pic:nvPicPr>
-                    <pic:cNvPr descr="../images/1.4.1.7.png" id="98" name="Picture"/>
-                    <pic:cNvPicPr>
-                      <a:picLocks noChangeArrowheads="1" noChangeAspect="1"/>
-                    </pic:cNvPicPr>
-                  </pic:nvPicPr>
-                  <pic:blipFill>
-                    <a:blip r:embed="rId96"/>
-                    <a:stretch>
-                      <a:fillRect/>
-                    </a:stretch>
-                  </pic:blipFill>
-                  <pic:spPr bwMode="auto">
-                    <a:xfrm>
-                      <a:off x="0" y="0"/>
-                      <a:ext cx="2289197" cy="939977"/>
-                    </a:xfrm>
-                    <a:prstGeom prst="rect">
-                      <a:avLst/>
-                    </a:prstGeom>
-                    <a:noFill/>
-                    <a:ln w="9525">
-                      <a:noFill/>
-                      <a:headEnd/>
-                      <a:tailEnd/>
-                    </a:ln>
-                  </pic:spPr>
-                </pic:pic>
-              </a:graphicData>
-            </a:graphic>
-          </wp:inline>
-        </w:drawing>
-      </w:r>
-    </w:p>
-    <w:p>
-      <w:pPr>
-        <w:pStyle w:val="ImageCaption"/>
-      </w:pPr>
-      <w:r>
-        <w:t xml:space="preserve">Рис. 19: Пример использования функции show()</w:t>
-      </w:r>
-    </w:p>
-    <w:bookmarkEnd w:id="99"/>
-    <w:p>
-      <w:pPr>
-        <w:pStyle w:val="Compact"/>
-        <w:numPr>
-          <w:ilvl w:val="0"/>
-          <w:numId w:val="1008"/>
-        </w:numPr>
-      </w:pPr>
-      <w:r>
-        <w:rPr>
-          <w:b/>
-          <w:bCs/>
-        </w:rPr>
-        <w:t xml:space="preserve">write()</w:t>
-      </w:r>
-    </w:p>
-    <w:p>
-      <w:pPr>
-        <w:pStyle w:val="FirstParagraph"/>
-      </w:pPr>
-      <w:r>
-        <w:t xml:space="preserve">Записывает данные в файл или поток.</w:t>
-      </w:r>
-    </w:p>
-    <w:bookmarkStart w:id="103" w:name="fig:020"/>
-    <w:p>
-      <w:pPr>
-        <w:pStyle w:val="CaptionedFigure"/>
-      </w:pPr>
-      <w:r>
-        <w:drawing>
-          <wp:inline>
-            <wp:extent cx="4552816" cy="939977"/>
-            <wp:effectExtent b="0" l="0" r="0" t="0"/>
-            <wp:docPr descr="Рис. 20: Пример использования функции write()" title="" id="101" name="Picture"/>
-            <a:graphic>
-              <a:graphicData uri="http://schemas.openxmlformats.org/drawingml/2006/picture">
-                <pic:pic>
-                  <pic:nvPicPr>
-                    <pic:cNvPr descr="../images/1.4.1.8.1.png" id="102" name="Picture"/>
-                    <pic:cNvPicPr>
-                      <a:picLocks noChangeArrowheads="1" noChangeAspect="1"/>
-                    </pic:cNvPicPr>
-                  </pic:nvPicPr>
-                  <pic:blipFill>
-                    <a:blip r:embed="rId100"/>
-                    <a:stretch>
-                      <a:fillRect/>
-                    </a:stretch>
-                  </pic:blipFill>
-                  <pic:spPr bwMode="auto">
-                    <a:xfrm>
-                      <a:off x="0" y="0"/>
-                      <a:ext cx="4552816" cy="939977"/>
-                    </a:xfrm>
-                    <a:prstGeom prst="rect">
-                      <a:avLst/>
-                    </a:prstGeom>
-                    <a:noFill/>
-                    <a:ln w="9525">
-                      <a:noFill/>
-                      <a:headEnd/>
-                      <a:tailEnd/>
-                    </a:ln>
-                  </pic:spPr>
-                </pic:pic>
-              </a:graphicData>
-            </a:graphic>
-          </wp:inline>
-        </w:drawing>
-      </w:r>
-    </w:p>
-    <w:p>
-      <w:pPr>
-        <w:pStyle w:val="ImageCaption"/>
-      </w:pPr>
-      <w:r>
-        <w:t xml:space="preserve">Рис. 20: Пример использования функции write()</w:t>
-      </w:r>
-    </w:p>
-    <w:bookmarkEnd w:id="103"/>
-    <w:p>
-      <w:pPr>
-        <w:pStyle w:val="BodyText"/>
-      </w:pPr>
-      <w:r>
-        <w:t xml:space="preserve">Проверил файл:</w:t>
-      </w:r>
-    </w:p>
-    <w:bookmarkStart w:id="107" w:name="fig:021"/>
-    <w:p>
-      <w:pPr>
-        <w:pStyle w:val="CaptionedFigure"/>
-      </w:pPr>
-      <w:r>
-        <w:drawing>
-          <wp:inline>
-            <wp:extent cx="2807144" cy="1713700"/>
-            <wp:effectExtent b="0" l="0" r="0" t="0"/>
-            <wp:docPr descr="Рис. 21: Проверка изменений в файле" title="" id="105" name="Picture"/>
-            <a:graphic>
-              <a:graphicData uri="http://schemas.openxmlformats.org/drawingml/2006/picture">
-                <pic:pic>
-                  <pic:nvPicPr>
-                    <pic:cNvPr descr="../images/1.4.1.8.2.png" id="106" name="Picture"/>
-                    <pic:cNvPicPr>
-                      <a:picLocks noChangeArrowheads="1" noChangeAspect="1"/>
-                    </pic:cNvPicPr>
-                  </pic:nvPicPr>
-                  <pic:blipFill>
-                    <a:blip r:embed="rId104"/>
-                    <a:stretch>
-                      <a:fillRect/>
-                    </a:stretch>
-                  </pic:blipFill>
-                  <pic:spPr bwMode="auto">
-                    <a:xfrm>
-                      <a:off x="0" y="0"/>
-                      <a:ext cx="2807144" cy="1713700"/>
-                    </a:xfrm>
-                    <a:prstGeom prst="rect">
-                      <a:avLst/>
-                    </a:prstGeom>
-                    <a:noFill/>
-                    <a:ln w="9525">
-                      <a:noFill/>
-                      <a:headEnd/>
-                      <a:tailEnd/>
-                    </a:ln>
-                  </pic:spPr>
-                </pic:pic>
-              </a:graphicData>
-            </a:graphic>
-          </wp:inline>
-        </w:drawing>
-      </w:r>
-    </w:p>
-    <w:p>
-      <w:pPr>
-        <w:pStyle w:val="ImageCaption"/>
-      </w:pPr>
-      <w:r>
-        <w:t xml:space="preserve">Рис. 21: Проверка изменений в файле</w:t>
-      </w:r>
-    </w:p>
-    <w:bookmarkEnd w:id="107"/>
-    <w:p>
-      <w:pPr>
-        <w:pStyle w:val="Compact"/>
-        <w:numPr>
-          <w:ilvl w:val="0"/>
-          <w:numId w:val="1009"/>
-        </w:numPr>
-      </w:pPr>
-      <w:r>
-        <w:t xml:space="preserve">Изучил документацию по функции parse() и опробовал.</w:t>
-      </w:r>
-    </w:p>
-    <w:p>
-      <w:pPr>
-        <w:pStyle w:val="FirstParagraph"/>
-      </w:pPr>
-      <w:r>
-        <w:t xml:space="preserve">Функция parse() преобразует строку в значение указанного типа.</w:t>
-      </w:r>
-    </w:p>
-    <w:bookmarkStart w:id="111" w:name="fig:022"/>
-    <w:p>
-      <w:pPr>
-        <w:pStyle w:val="CaptionedFigure"/>
-      </w:pPr>
-      <w:r>
-        <w:drawing>
-          <wp:inline>
-            <wp:extent cx="2941426" cy="2807144"/>
-            <wp:effectExtent b="0" l="0" r="0" t="0"/>
-            <wp:docPr descr="Рис. 22: Примеры использования функции parse()" title="" id="109" name="Picture"/>
-            <a:graphic>
-              <a:graphicData uri="http://schemas.openxmlformats.org/drawingml/2006/picture">
-                <pic:pic>
-                  <pic:nvPicPr>
-                    <pic:cNvPr descr="../images/1.4.2.1.png" id="110" name="Picture"/>
-                    <pic:cNvPicPr>
-                      <a:picLocks noChangeArrowheads="1" noChangeAspect="1"/>
-                    </pic:cNvPicPr>
-                  </pic:nvPicPr>
-                  <pic:blipFill>
-                    <a:blip r:embed="rId108"/>
-                    <a:stretch>
-                      <a:fillRect/>
-                    </a:stretch>
-                  </pic:blipFill>
-                  <pic:spPr bwMode="auto">
-                    <a:xfrm>
-                      <a:off x="0" y="0"/>
-                      <a:ext cx="2941426" cy="2807144"/>
-                    </a:xfrm>
-                    <a:prstGeom prst="rect">
-                      <a:avLst/>
-                    </a:prstGeom>
-                    <a:noFill/>
-                    <a:ln w="9525">
-                      <a:noFill/>
-                      <a:headEnd/>
-                      <a:tailEnd/>
-                    </a:ln>
-                  </pic:spPr>
-                </pic:pic>
-              </a:graphicData>
-            </a:graphic>
-          </wp:inline>
-        </w:drawing>
-      </w:r>
-    </w:p>
-    <w:p>
-      <w:pPr>
-        <w:pStyle w:val="ImageCaption"/>
-      </w:pPr>
-      <w:r>
-        <w:t xml:space="preserve">Рис. 22: Примеры использования функции parse()</w:t>
-      </w:r>
-    </w:p>
-    <w:bookmarkEnd w:id="111"/>
-    <w:p>
-      <w:pPr>
-        <w:pStyle w:val="Compact"/>
-        <w:numPr>
-          <w:ilvl w:val="0"/>
-          <w:numId w:val="1010"/>
-        </w:numPr>
-      </w:pPr>
-      <w:r>
-        <w:t xml:space="preserve">Изучил синтаксис Julia для базовых математических операций с разным типом переменных: сложение, вычитание, умножение, деление, возведение в степень, извлечение корня, сравнение, логические операции.</w:t>
-      </w:r>
-    </w:p>
-    <w:p>
-      <w:pPr>
-        <w:pStyle w:val="FirstParagraph"/>
-      </w:pPr>
-      <w:r>
-        <w:t xml:space="preserve">Примеры использования функций:</w:t>
-      </w:r>
-    </w:p>
-    <w:p>
-      <w:pPr>
-        <w:pStyle w:val="Compact"/>
-        <w:numPr>
-          <w:ilvl w:val="0"/>
-          <w:numId w:val="1011"/>
-        </w:numPr>
-      </w:pPr>
-      <w:r>
-        <w:rPr>
-          <w:b/>
-          <w:bCs/>
-        </w:rPr>
-        <w:t xml:space="preserve">Сложение</w:t>
-      </w:r>
-    </w:p>
-    <w:bookmarkStart w:id="115" w:name="fig:023"/>
-    <w:p>
-      <w:pPr>
-        <w:pStyle w:val="CaptionedFigure"/>
-      </w:pPr>
-      <w:r>
-        <w:drawing>
-          <wp:inline>
-            <wp:extent cx="2365930" cy="2301986"/>
-            <wp:effectExtent b="0" l="0" r="0" t="0"/>
-            <wp:docPr descr="Рис. 23: Пример использования операции сложения" title="" id="113" name="Picture"/>
-            <a:graphic>
-              <a:graphicData uri="http://schemas.openxmlformats.org/drawingml/2006/picture">
-                <pic:pic>
-                  <pic:nvPicPr>
-                    <pic:cNvPr descr="../images/1.4.3.0.png" id="114" name="Picture"/>
-                    <pic:cNvPicPr>
-                      <a:picLocks noChangeArrowheads="1" noChangeAspect="1"/>
-                    </pic:cNvPicPr>
-                  </pic:nvPicPr>
-                  <pic:blipFill>
-                    <a:blip r:embed="rId112"/>
-                    <a:stretch>
-                      <a:fillRect/>
-                    </a:stretch>
-                  </pic:blipFill>
-                  <pic:spPr bwMode="auto">
-                    <a:xfrm>
-                      <a:off x="0" y="0"/>
-                      <a:ext cx="2365930" cy="2301986"/>
-                    </a:xfrm>
-                    <a:prstGeom prst="rect">
-                      <a:avLst/>
-                    </a:prstGeom>
-                    <a:noFill/>
-                    <a:ln w="9525">
-                      <a:noFill/>
-                      <a:headEnd/>
-                      <a:tailEnd/>
-                    </a:ln>
-                  </pic:spPr>
-                </pic:pic>
-              </a:graphicData>
-            </a:graphic>
-          </wp:inline>
-        </w:drawing>
-      </w:r>
-    </w:p>
-    <w:p>
-      <w:pPr>
-        <w:pStyle w:val="ImageCaption"/>
-      </w:pPr>
-      <w:r>
-        <w:t xml:space="preserve">Рис. 23: Пример использования операции сложения</w:t>
-      </w:r>
-    </w:p>
-    <w:bookmarkEnd w:id="115"/>
-    <w:p>
-      <w:pPr>
-        <w:pStyle w:val="Compact"/>
-        <w:numPr>
-          <w:ilvl w:val="0"/>
-          <w:numId w:val="1012"/>
-        </w:numPr>
-      </w:pPr>
-      <w:r>
-        <w:rPr>
-          <w:b/>
-          <w:bCs/>
-        </w:rPr>
-        <w:t xml:space="preserve">Вычитание</w:t>
-      </w:r>
-    </w:p>
-    <w:bookmarkStart w:id="119" w:name="fig:024"/>
-    <w:p>
-      <w:pPr>
-        <w:pStyle w:val="CaptionedFigure"/>
-      </w:pPr>
-      <w:r>
-        <w:drawing>
-          <wp:inline>
-            <wp:extent cx="2404296" cy="1784039"/>
-            <wp:effectExtent b="0" l="0" r="0" t="0"/>
-            <wp:docPr descr="Рис. 24: Пример использования операции вычитания" title="" id="117" name="Picture"/>
-            <a:graphic>
-              <a:graphicData uri="http://schemas.openxmlformats.org/drawingml/2006/picture">
-                <pic:pic>
-                  <pic:nvPicPr>
-                    <pic:cNvPr descr="../images/1.4.3.1.png" id="118" name="Picture"/>
-                    <pic:cNvPicPr>
-                      <a:picLocks noChangeArrowheads="1" noChangeAspect="1"/>
-                    </pic:cNvPicPr>
-                  </pic:nvPicPr>
-                  <pic:blipFill>
-                    <a:blip r:embed="rId116"/>
-                    <a:stretch>
-                      <a:fillRect/>
-                    </a:stretch>
-                  </pic:blipFill>
-                  <pic:spPr bwMode="auto">
-                    <a:xfrm>
-                      <a:off x="0" y="0"/>
-                      <a:ext cx="2404296" cy="1784039"/>
-                    </a:xfrm>
-                    <a:prstGeom prst="rect">
-                      <a:avLst/>
-                    </a:prstGeom>
-                    <a:noFill/>
-                    <a:ln w="9525">
-                      <a:noFill/>
-                      <a:headEnd/>
-                      <a:tailEnd/>
-                    </a:ln>
-                  </pic:spPr>
-                </pic:pic>
-              </a:graphicData>
-            </a:graphic>
-          </wp:inline>
-        </w:drawing>
-      </w:r>
-    </w:p>
-    <w:p>
-      <w:pPr>
-        <w:pStyle w:val="ImageCaption"/>
-      </w:pPr>
-      <w:r>
-        <w:t xml:space="preserve">Рис. 24: Пример использования операции вычитания</w:t>
-      </w:r>
-    </w:p>
-    <w:bookmarkEnd w:id="119"/>
-    <w:p>
-      <w:pPr>
-        <w:pStyle w:val="Compact"/>
-        <w:numPr>
-          <w:ilvl w:val="0"/>
-          <w:numId w:val="1013"/>
-        </w:numPr>
-      </w:pPr>
-      <w:r>
-        <w:rPr>
-          <w:b/>
-          <w:bCs/>
-        </w:rPr>
-        <w:t xml:space="preserve">Умножение</w:t>
-      </w:r>
-    </w:p>
-    <w:p>
-      <w:pPr>
-        <w:pStyle w:val="FirstParagraph"/>
-      </w:pPr>
-      <w:r>
-        <w:t xml:space="preserve">Julia поддерживает неявное умножение: ax эквивалентно a * x</w:t>
-      </w:r>
-    </w:p>
-    <w:bookmarkStart w:id="123" w:name="fig:025"/>
-    <w:p>
-      <w:pPr>
-        <w:pStyle w:val="CaptionedFigure"/>
-      </w:pPr>
-      <w:r>
-        <w:drawing>
-          <wp:inline>
-            <wp:extent cx="2500212" cy="2768777"/>
-            <wp:effectExtent b="0" l="0" r="0" t="0"/>
-            <wp:docPr descr="Рис. 25: Пример использования операции умножения" title="" id="121" name="Picture"/>
-            <a:graphic>
-              <a:graphicData uri="http://schemas.openxmlformats.org/drawingml/2006/picture">
-                <pic:pic>
-                  <pic:nvPicPr>
-                    <pic:cNvPr descr="../images/1.4.3.2.png" id="122" name="Picture"/>
-                    <pic:cNvPicPr>
-                      <a:picLocks noChangeArrowheads="1" noChangeAspect="1"/>
-                    </pic:cNvPicPr>
-                  </pic:nvPicPr>
-                  <pic:blipFill>
-                    <a:blip r:embed="rId120"/>
-                    <a:stretch>
-                      <a:fillRect/>
-                    </a:stretch>
-                  </pic:blipFill>
-                  <pic:spPr bwMode="auto">
-                    <a:xfrm>
-                      <a:off x="0" y="0"/>
-                      <a:ext cx="2500212" cy="2768777"/>
-                    </a:xfrm>
-                    <a:prstGeom prst="rect">
-                      <a:avLst/>
-                    </a:prstGeom>
-                    <a:noFill/>
-                    <a:ln w="9525">
-                      <a:noFill/>
-                      <a:headEnd/>
-                      <a:tailEnd/>
-                    </a:ln>
-                  </pic:spPr>
-                </pic:pic>
-              </a:graphicData>
-            </a:graphic>
-          </wp:inline>
-        </w:drawing>
-      </w:r>
-    </w:p>
-    <w:p>
-      <w:pPr>
-        <w:pStyle w:val="ImageCaption"/>
-      </w:pPr>
-      <w:r>
-        <w:t xml:space="preserve">Рис. 25: Пример использования операции умножения</w:t>
-      </w:r>
-    </w:p>
-    <w:bookmarkEnd w:id="123"/>
-    <w:p>
-      <w:pPr>
-        <w:pStyle w:val="Compact"/>
-        <w:numPr>
-          <w:ilvl w:val="0"/>
-          <w:numId w:val="1014"/>
-        </w:numPr>
-      </w:pPr>
-      <w:r>
-        <w:rPr>
-          <w:b/>
-          <w:bCs/>
-        </w:rPr>
-        <w:t xml:space="preserve">Деление</w:t>
-      </w:r>
-    </w:p>
-    <w:p>
-      <w:pPr>
-        <w:pStyle w:val="FirstParagraph"/>
-      </w:pPr>
-      <w:r>
-        <w:t xml:space="preserve">Julia поддерживает два вида деления:</w:t>
-      </w:r>
-      <w:r>
-        <w:t xml:space="preserve"> </w:t>
-      </w:r>
-      <w:r>
-        <w:t xml:space="preserve">- Обычное деление (/)</w:t>
-      </w:r>
-      <w:r>
-        <w:t xml:space="preserve"> </w:t>
-      </w:r>
-      <w:r>
-        <w:t xml:space="preserve">- Целочисленное деление (÷ или div())</w:t>
-      </w:r>
-    </w:p>
-    <w:bookmarkStart w:id="127" w:name="fig:026"/>
-    <w:p>
-      <w:pPr>
-        <w:pStyle w:val="CaptionedFigure"/>
-      </w:pPr>
-      <w:r>
-        <w:drawing>
-          <wp:inline>
-            <wp:extent cx="2231647" cy="2250830"/>
-            <wp:effectExtent b="0" l="0" r="0" t="0"/>
-            <wp:docPr descr="Рис. 26: Пример использования операции деления" title="" id="125" name="Picture"/>
-            <a:graphic>
-              <a:graphicData uri="http://schemas.openxmlformats.org/drawingml/2006/picture">
-                <pic:pic>
-                  <pic:nvPicPr>
-                    <pic:cNvPr descr="../images/1.4.3.3.png" id="126" name="Picture"/>
-                    <pic:cNvPicPr>
-                      <a:picLocks noChangeArrowheads="1" noChangeAspect="1"/>
-                    </pic:cNvPicPr>
-                  </pic:nvPicPr>
-                  <pic:blipFill>
-                    <a:blip r:embed="rId124"/>
-                    <a:stretch>
-                      <a:fillRect/>
-                    </a:stretch>
-                  </pic:blipFill>
-                  <pic:spPr bwMode="auto">
-                    <a:xfrm>
-                      <a:off x="0" y="0"/>
-                      <a:ext cx="2231647" cy="2250830"/>
-                    </a:xfrm>
-                    <a:prstGeom prst="rect">
-                      <a:avLst/>
-                    </a:prstGeom>
-                    <a:noFill/>
-                    <a:ln w="9525">
-                      <a:noFill/>
-                      <a:headEnd/>
-                      <a:tailEnd/>
-                    </a:ln>
-                  </pic:spPr>
-                </pic:pic>
-              </a:graphicData>
-            </a:graphic>
-          </wp:inline>
-        </w:drawing>
-      </w:r>
-    </w:p>
-    <w:p>
-      <w:pPr>
-        <w:pStyle w:val="ImageCaption"/>
-      </w:pPr>
-      <w:r>
-        <w:t xml:space="preserve">Рис. 26: Пример использования операции деления</w:t>
-      </w:r>
-    </w:p>
-    <w:bookmarkEnd w:id="127"/>
-    <w:p>
-      <w:pPr>
-        <w:pStyle w:val="Compact"/>
-        <w:numPr>
-          <w:ilvl w:val="0"/>
-          <w:numId w:val="1015"/>
-        </w:numPr>
-      </w:pPr>
-      <w:r>
-        <w:rPr>
-          <w:b/>
-          <w:bCs/>
-        </w:rPr>
-        <w:t xml:space="preserve">Возведение в степень</w:t>
-      </w:r>
-    </w:p>
-    <w:bookmarkStart w:id="131" w:name="fig:027"/>
-    <w:p>
-      <w:pPr>
-        <w:pStyle w:val="CaptionedFigure"/>
-      </w:pPr>
-      <w:r>
-        <w:drawing>
-          <wp:inline>
-            <wp:extent cx="2423479" cy="2231647"/>
-            <wp:effectExtent b="0" l="0" r="0" t="0"/>
-            <wp:docPr descr="Рис. 27: Пример использования операции возведения в степень" title="" id="129" name="Picture"/>
-            <a:graphic>
-              <a:graphicData uri="http://schemas.openxmlformats.org/drawingml/2006/picture">
-                <pic:pic>
-                  <pic:nvPicPr>
-                    <pic:cNvPr descr="../images/1.4.3.4.png" id="130" name="Picture"/>
-                    <pic:cNvPicPr>
-                      <a:picLocks noChangeArrowheads="1" noChangeAspect="1"/>
-                    </pic:cNvPicPr>
-                  </pic:nvPicPr>
-                  <pic:blipFill>
-                    <a:blip r:embed="rId128"/>
-                    <a:stretch>
-                      <a:fillRect/>
-                    </a:stretch>
-                  </pic:blipFill>
-                  <pic:spPr bwMode="auto">
-                    <a:xfrm>
-                      <a:off x="0" y="0"/>
-                      <a:ext cx="2423479" cy="2231647"/>
-                    </a:xfrm>
-                    <a:prstGeom prst="rect">
-                      <a:avLst/>
-                    </a:prstGeom>
-                    <a:noFill/>
-                    <a:ln w="9525">
-                      <a:noFill/>
-                      <a:headEnd/>
-                      <a:tailEnd/>
-                    </a:ln>
-                  </pic:spPr>
-                </pic:pic>
-              </a:graphicData>
-            </a:graphic>
-          </wp:inline>
-        </w:drawing>
-      </w:r>
-    </w:p>
-    <w:p>
-      <w:pPr>
-        <w:pStyle w:val="ImageCaption"/>
-      </w:pPr>
-      <w:r>
-        <w:t xml:space="preserve">Рис. 27: Пример использования операции возведения в степень</w:t>
-      </w:r>
-    </w:p>
-    <w:bookmarkEnd w:id="131"/>
-    <w:p>
-      <w:pPr>
-        <w:pStyle w:val="Compact"/>
-        <w:numPr>
-          <w:ilvl w:val="0"/>
-          <w:numId w:val="1016"/>
-        </w:numPr>
-      </w:pPr>
-      <w:r>
-        <w:rPr>
-          <w:b/>
-          <w:bCs/>
-        </w:rPr>
-        <w:t xml:space="preserve">Извлечение корня</w:t>
-      </w:r>
-    </w:p>
-    <w:p>
-      <w:pPr>
-        <w:pStyle w:val="FirstParagraph"/>
-      </w:pPr>
-      <w:r>
-        <w:t xml:space="preserve">Julia поддерживает функции извлечения квадратного и кубического корней, а также извлечения корня произвольной степени путём возведения в степень.</w:t>
-      </w:r>
-    </w:p>
-    <w:bookmarkStart w:id="135" w:name="fig:028"/>
-    <w:p>
-      <w:pPr>
-        <w:pStyle w:val="CaptionedFigure"/>
-      </w:pPr>
-      <w:r>
-        <w:drawing>
-          <wp:inline>
-            <wp:extent cx="1847983" cy="2270013"/>
-            <wp:effectExtent b="0" l="0" r="0" t="0"/>
-            <wp:docPr descr="Рис. 28: Пример использования операции извлечения корня" title="" id="133" name="Picture"/>
-            <a:graphic>
-              <a:graphicData uri="http://schemas.openxmlformats.org/drawingml/2006/picture">
-                <pic:pic>
-                  <pic:nvPicPr>
-                    <pic:cNvPr descr="../images/1.4.3.5.png" id="134" name="Picture"/>
-                    <pic:cNvPicPr>
-                      <a:picLocks noChangeArrowheads="1" noChangeAspect="1"/>
-                    </pic:cNvPicPr>
-                  </pic:nvPicPr>
-                  <pic:blipFill>
-                    <a:blip r:embed="rId132"/>
-                    <a:stretch>
-                      <a:fillRect/>
-                    </a:stretch>
-                  </pic:blipFill>
-                  <pic:spPr bwMode="auto">
-                    <a:xfrm>
-                      <a:off x="0" y="0"/>
-                      <a:ext cx="1847983" cy="2270013"/>
-                    </a:xfrm>
-                    <a:prstGeom prst="rect">
-                      <a:avLst/>
-                    </a:prstGeom>
-                    <a:noFill/>
-                    <a:ln w="9525">
-                      <a:noFill/>
-                      <a:headEnd/>
-                      <a:tailEnd/>
-                    </a:ln>
-                  </pic:spPr>
-                </pic:pic>
-              </a:graphicData>
-            </a:graphic>
-          </wp:inline>
-        </w:drawing>
-      </w:r>
-    </w:p>
-    <w:p>
-      <w:pPr>
-        <w:pStyle w:val="ImageCaption"/>
-      </w:pPr>
-      <w:r>
-        <w:t xml:space="preserve">Рис. 28: Пример использования операции извлечения корня</w:t>
-      </w:r>
-    </w:p>
-    <w:bookmarkEnd w:id="135"/>
-    <w:p>
-      <w:pPr>
-        <w:pStyle w:val="Compact"/>
-        <w:numPr>
-          <w:ilvl w:val="0"/>
-          <w:numId w:val="1017"/>
-        </w:numPr>
-      </w:pPr>
-      <w:r>
-        <w:rPr>
-          <w:b/>
-          <w:bCs/>
-        </w:rPr>
-        <w:t xml:space="preserve">Сравнение</w:t>
-      </w:r>
-    </w:p>
-    <w:bookmarkStart w:id="139" w:name="fig:029"/>
-    <w:p>
-      <w:pPr>
-        <w:pStyle w:val="CaptionedFigure"/>
-      </w:pPr>
-      <w:r>
-        <w:drawing>
-          <wp:inline>
-            <wp:extent cx="1956688" cy="2743200"/>
-            <wp:effectExtent b="0" l="0" r="0" t="0"/>
-            <wp:docPr descr="Рис. 29: Пример использования операции сравнения" title="" id="137" name="Picture"/>
-            <a:graphic>
-              <a:graphicData uri="http://schemas.openxmlformats.org/drawingml/2006/picture">
-                <pic:pic>
-                  <pic:nvPicPr>
-                    <pic:cNvPr descr="../images/1.4.3.6.1.png" id="138" name="Picture"/>
-                    <pic:cNvPicPr>
-                      <a:picLocks noChangeArrowheads="1" noChangeAspect="1"/>
-                    </pic:cNvPicPr>
-                  </pic:nvPicPr>
-                  <pic:blipFill>
-                    <a:blip r:embed="rId136"/>
-                    <a:stretch>
-                      <a:fillRect/>
-                    </a:stretch>
-                  </pic:blipFill>
-                  <pic:spPr bwMode="auto">
-                    <a:xfrm>
-                      <a:off x="0" y="0"/>
-                      <a:ext cx="1956688" cy="2743200"/>
-                    </a:xfrm>
-                    <a:prstGeom prst="rect">
-                      <a:avLst/>
-                    </a:prstGeom>
-                    <a:noFill/>
-                    <a:ln w="9525">
-                      <a:noFill/>
-                      <a:headEnd/>
-                      <a:tailEnd/>
-                    </a:ln>
-                  </pic:spPr>
-                </pic:pic>
-              </a:graphicData>
-            </a:graphic>
-          </wp:inline>
-        </w:drawing>
-      </w:r>
-    </w:p>
-    <w:p>
-      <w:pPr>
-        <w:pStyle w:val="ImageCaption"/>
-      </w:pPr>
-      <w:r>
-        <w:t xml:space="preserve">Рис. 29: Пример использования операции сравнения</w:t>
-      </w:r>
-    </w:p>
-    <w:bookmarkEnd w:id="139"/>
-    <w:p>
-      <w:pPr>
-        <w:pStyle w:val="BodyText"/>
-      </w:pPr>
-      <w:r>
-        <w:t xml:space="preserve">Из-за погрешности вычислений чисел с плавающей точкой, существует следущее:</w:t>
-      </w:r>
-    </w:p>
-    <w:bookmarkStart w:id="143" w:name="fig:030"/>
-    <w:p>
-      <w:pPr>
-        <w:pStyle w:val="CaptionedFigure"/>
-      </w:pPr>
-      <w:r>
-        <w:drawing>
-          <wp:inline>
-            <wp:extent cx="2378718" cy="613862"/>
-            <wp:effectExtent b="0" l="0" r="0" t="0"/>
-            <wp:docPr descr="Рис. 30: Особенность сравнения вещественных чисел" title="" id="141" name="Picture"/>
-            <a:graphic>
-              <a:graphicData uri="http://schemas.openxmlformats.org/drawingml/2006/picture">
-                <pic:pic>
-                  <pic:nvPicPr>
-                    <pic:cNvPr descr="../images/1.4.3.6.2.png" id="142" name="Picture"/>
-                    <pic:cNvPicPr>
-                      <a:picLocks noChangeArrowheads="1" noChangeAspect="1"/>
-                    </pic:cNvPicPr>
-                  </pic:nvPicPr>
-                  <pic:blipFill>
-                    <a:blip r:embed="rId140"/>
-                    <a:stretch>
-                      <a:fillRect/>
-                    </a:stretch>
-                  </pic:blipFill>
-                  <pic:spPr bwMode="auto">
-                    <a:xfrm>
-                      <a:off x="0" y="0"/>
-                      <a:ext cx="2378718" cy="613862"/>
-                    </a:xfrm>
-                    <a:prstGeom prst="rect">
-                      <a:avLst/>
-                    </a:prstGeom>
-                    <a:noFill/>
-                    <a:ln w="9525">
-                      <a:noFill/>
-                      <a:headEnd/>
-                      <a:tailEnd/>
-                    </a:ln>
-                  </pic:spPr>
-                </pic:pic>
-              </a:graphicData>
-            </a:graphic>
-          </wp:inline>
-        </w:drawing>
-      </w:r>
-    </w:p>
-    <w:p>
-      <w:pPr>
-        <w:pStyle w:val="ImageCaption"/>
-      </w:pPr>
-      <w:r>
-        <w:t xml:space="preserve">Рис. 30: Особенность сравнения вещественных чисел</w:t>
-      </w:r>
-    </w:p>
-    <w:bookmarkEnd w:id="143"/>
-    <w:p>
-      <w:pPr>
-        <w:pStyle w:val="Compact"/>
-        <w:numPr>
-          <w:ilvl w:val="0"/>
-          <w:numId w:val="1018"/>
-        </w:numPr>
-      </w:pPr>
-      <w:r>
-        <w:rPr>
-          <w:b/>
-          <w:bCs/>
-        </w:rPr>
-        <w:t xml:space="preserve">Логические операции</w:t>
-      </w:r>
-    </w:p>
-    <w:bookmarkStart w:id="147" w:name="fig:031"/>
-    <w:p>
-      <w:pPr>
-        <w:pStyle w:val="CaptionedFigure"/>
-      </w:pPr>
-      <w:r>
-        <w:drawing>
-          <wp:inline>
-            <wp:extent cx="1745672" cy="1752067"/>
-            <wp:effectExtent b="0" l="0" r="0" t="0"/>
-            <wp:docPr descr="Рис. 31: Пример использования логических операций" title="" id="145" name="Picture"/>
-            <a:graphic>
-              <a:graphicData uri="http://schemas.openxmlformats.org/drawingml/2006/picture">
-                <pic:pic>
-                  <pic:nvPicPr>
-                    <pic:cNvPr descr="../images/1.4.3.7.png" id="146" name="Picture"/>
-                    <pic:cNvPicPr>
-                      <a:picLocks noChangeArrowheads="1" noChangeAspect="1"/>
-                    </pic:cNvPicPr>
-                  </pic:nvPicPr>
-                  <pic:blipFill>
-                    <a:blip r:embed="rId144"/>
-                    <a:stretch>
-                      <a:fillRect/>
-                    </a:stretch>
-                  </pic:blipFill>
-                  <pic:spPr bwMode="auto">
-                    <a:xfrm>
-                      <a:off x="0" y="0"/>
-                      <a:ext cx="1745672" cy="1752067"/>
-                    </a:xfrm>
-                    <a:prstGeom prst="rect">
-                      <a:avLst/>
-                    </a:prstGeom>
-                    <a:noFill/>
-                    <a:ln w="9525">
-                      <a:noFill/>
-                      <a:headEnd/>
-                      <a:tailEnd/>
-                    </a:ln>
-                  </pic:spPr>
-                </pic:pic>
-              </a:graphicData>
-            </a:graphic>
-          </wp:inline>
-        </w:drawing>
-      </w:r>
-    </w:p>
-    <w:p>
-      <w:pPr>
-        <w:pStyle w:val="ImageCaption"/>
-      </w:pPr>
-      <w:r>
-        <w:t xml:space="preserve">Рис. 31: Пример использования логических операций</w:t>
-      </w:r>
-    </w:p>
-    <w:bookmarkEnd w:id="147"/>
-    <w:p>
-      <w:pPr>
-        <w:pStyle w:val="Compact"/>
-        <w:numPr>
-          <w:ilvl w:val="0"/>
-          <w:numId w:val="1019"/>
-        </w:numPr>
-      </w:pPr>
-      <w:r>
-        <w:t xml:space="preserve">Привёл несколько своих примеров с операциями над матрицами и векторами: сложение, вычитание, скалярное произведение, транспонирование, умножение на скаляр.</w:t>
-      </w:r>
-    </w:p>
-    <w:p>
-      <w:pPr>
-        <w:pStyle w:val="Compact"/>
-        <w:numPr>
-          <w:ilvl w:val="0"/>
-          <w:numId w:val="1020"/>
-        </w:numPr>
-      </w:pPr>
-      <w:r>
-        <w:rPr>
-          <w:b/>
-          <w:bCs/>
-        </w:rPr>
-        <w:t xml:space="preserve">Сложение</w:t>
-      </w:r>
-    </w:p>
-    <w:bookmarkStart w:id="151" w:name="fig:032"/>
-    <w:p>
-      <w:pPr>
-        <w:pStyle w:val="CaptionedFigure"/>
-      </w:pPr>
-      <w:r>
-        <w:drawing>
-          <wp:inline>
-            <wp:extent cx="1694517" cy="1119020"/>
-            <wp:effectExtent b="0" l="0" r="0" t="0"/>
-            <wp:docPr descr="Рис. 32: Пример сложения матриц" title="" id="149" name="Picture"/>
-            <a:graphic>
-              <a:graphicData uri="http://schemas.openxmlformats.org/drawingml/2006/picture">
-                <pic:pic>
-                  <pic:nvPicPr>
-                    <pic:cNvPr descr="../images/1.4.4.1.png" id="150" name="Picture"/>
-                    <pic:cNvPicPr>
-                      <a:picLocks noChangeArrowheads="1" noChangeAspect="1"/>
-                    </pic:cNvPicPr>
-                  </pic:nvPicPr>
-                  <pic:blipFill>
-                    <a:blip r:embed="rId148"/>
-                    <a:stretch>
-                      <a:fillRect/>
-                    </a:stretch>
-                  </pic:blipFill>
-                  <pic:spPr bwMode="auto">
-                    <a:xfrm>
-                      <a:off x="0" y="0"/>
-                      <a:ext cx="1694517" cy="1119020"/>
-                    </a:xfrm>
-                    <a:prstGeom prst="rect">
-                      <a:avLst/>
-                    </a:prstGeom>
-                    <a:noFill/>
-                    <a:ln w="9525">
-                      <a:noFill/>
-                      <a:headEnd/>
-                      <a:tailEnd/>
-                    </a:ln>
-                  </pic:spPr>
-                </pic:pic>
-              </a:graphicData>
-            </a:graphic>
-          </wp:inline>
-        </w:drawing>
-      </w:r>
-    </w:p>
-    <w:p>
-      <w:pPr>
-        <w:pStyle w:val="ImageCaption"/>
-      </w:pPr>
-      <w:r>
-        <w:t xml:space="preserve">Рис. 32: Пример сложения матриц</w:t>
-      </w:r>
-    </w:p>
-    <w:bookmarkEnd w:id="151"/>
-    <w:bookmarkStart w:id="155" w:name="fig:033"/>
-    <w:p>
-      <w:pPr>
-        <w:pStyle w:val="CaptionedFigure"/>
-      </w:pPr>
-      <w:r>
-        <w:drawing>
-          <wp:inline>
-            <wp:extent cx="1771250" cy="1189359"/>
-            <wp:effectExtent b="0" l="0" r="0" t="0"/>
-            <wp:docPr descr="Рис. 33: Пример сложения векторов" title="" id="153" name="Picture"/>
-            <a:graphic>
-              <a:graphicData uri="http://schemas.openxmlformats.org/drawingml/2006/picture">
-                <pic:pic>
-                  <pic:nvPicPr>
-                    <pic:cNvPr descr="../images/1.4.4.2.png" id="154" name="Picture"/>
-                    <pic:cNvPicPr>
-                      <a:picLocks noChangeArrowheads="1" noChangeAspect="1"/>
-                    </pic:cNvPicPr>
-                  </pic:nvPicPr>
-                  <pic:blipFill>
-                    <a:blip r:embed="rId152"/>
-                    <a:stretch>
-                      <a:fillRect/>
-                    </a:stretch>
-                  </pic:blipFill>
-                  <pic:spPr bwMode="auto">
-                    <a:xfrm>
-                      <a:off x="0" y="0"/>
-                      <a:ext cx="1771250" cy="1189359"/>
-                    </a:xfrm>
-                    <a:prstGeom prst="rect">
-                      <a:avLst/>
-                    </a:prstGeom>
-                    <a:noFill/>
-                    <a:ln w="9525">
-                      <a:noFill/>
-                      <a:headEnd/>
-                      <a:tailEnd/>
-                    </a:ln>
-                  </pic:spPr>
-                </pic:pic>
-              </a:graphicData>
-            </a:graphic>
-          </wp:inline>
-        </w:drawing>
-      </w:r>
-    </w:p>
-    <w:p>
-      <w:pPr>
-        <w:pStyle w:val="ImageCaption"/>
-      </w:pPr>
-      <w:r>
-        <w:t xml:space="preserve">Рис. 33: Пример сложения векторов</w:t>
-      </w:r>
-    </w:p>
-    <w:bookmarkEnd w:id="155"/>
-    <w:p>
-      <w:pPr>
-        <w:pStyle w:val="Compact"/>
-        <w:numPr>
-          <w:ilvl w:val="0"/>
-          <w:numId w:val="1021"/>
-        </w:numPr>
-      </w:pPr>
-      <w:r>
-        <w:rPr>
-          <w:b/>
-          <w:bCs/>
-        </w:rPr>
-        <w:t xml:space="preserve">Вычитание</w:t>
-      </w:r>
-    </w:p>
-    <w:bookmarkStart w:id="159" w:name="fig:034"/>
-    <w:p>
-      <w:pPr>
-        <w:pStyle w:val="CaptionedFigure"/>
-      </w:pPr>
-      <w:r>
-        <w:drawing>
-          <wp:inline>
-            <wp:extent cx="1879955" cy="1080654"/>
-            <wp:effectExtent b="0" l="0" r="0" t="0"/>
-            <wp:docPr descr="Рис. 34: Пример вычитания матриц" title="" id="157" name="Picture"/>
-            <a:graphic>
-              <a:graphicData uri="http://schemas.openxmlformats.org/drawingml/2006/picture">
-                <pic:pic>
-                  <pic:nvPicPr>
-                    <pic:cNvPr descr="../images/1.4.4.3.png" id="158" name="Picture"/>
-                    <pic:cNvPicPr>
-                      <a:picLocks noChangeArrowheads="1" noChangeAspect="1"/>
-                    </pic:cNvPicPr>
-                  </pic:nvPicPr>
-                  <pic:blipFill>
-                    <a:blip r:embed="rId156"/>
-                    <a:stretch>
-                      <a:fillRect/>
-                    </a:stretch>
-                  </pic:blipFill>
-                  <pic:spPr bwMode="auto">
-                    <a:xfrm>
-                      <a:off x="0" y="0"/>
-                      <a:ext cx="1879955" cy="1080654"/>
-                    </a:xfrm>
-                    <a:prstGeom prst="rect">
-                      <a:avLst/>
-                    </a:prstGeom>
-                    <a:noFill/>
-                    <a:ln w="9525">
-                      <a:noFill/>
-                      <a:headEnd/>
-                      <a:tailEnd/>
-                    </a:ln>
-                  </pic:spPr>
-                </pic:pic>
-              </a:graphicData>
-            </a:graphic>
-          </wp:inline>
-        </w:drawing>
-      </w:r>
-    </w:p>
-    <w:p>
-      <w:pPr>
-        <w:pStyle w:val="ImageCaption"/>
-      </w:pPr>
-      <w:r>
-        <w:t xml:space="preserve">Рис. 34: Пример вычитания матриц</w:t>
-      </w:r>
-    </w:p>
-    <w:bookmarkEnd w:id="159"/>
-    <w:bookmarkStart w:id="163" w:name="fig:035"/>
-    <w:p>
-      <w:pPr>
-        <w:pStyle w:val="CaptionedFigure"/>
-      </w:pPr>
-      <w:r>
-        <w:drawing>
-          <wp:inline>
-            <wp:extent cx="1649756" cy="1170176"/>
-            <wp:effectExtent b="0" l="0" r="0" t="0"/>
-            <wp:docPr descr="Рис. 35: Пример вычитания векторов" title="" id="161" name="Picture"/>
-            <a:graphic>
-              <a:graphicData uri="http://schemas.openxmlformats.org/drawingml/2006/picture">
-                <pic:pic>
-                  <pic:nvPicPr>
-                    <pic:cNvPr descr="../images/1.4.4.4.png" id="162" name="Picture"/>
-                    <pic:cNvPicPr>
-                      <a:picLocks noChangeArrowheads="1" noChangeAspect="1"/>
-                    </pic:cNvPicPr>
-                  </pic:nvPicPr>
-                  <pic:blipFill>
-                    <a:blip r:embed="rId160"/>
-                    <a:stretch>
-                      <a:fillRect/>
-                    </a:stretch>
-                  </pic:blipFill>
-                  <pic:spPr bwMode="auto">
-                    <a:xfrm>
-                      <a:off x="0" y="0"/>
-                      <a:ext cx="1649756" cy="1170176"/>
-                    </a:xfrm>
-                    <a:prstGeom prst="rect">
-                      <a:avLst/>
-                    </a:prstGeom>
-                    <a:noFill/>
-                    <a:ln w="9525">
-                      <a:noFill/>
-                      <a:headEnd/>
-                      <a:tailEnd/>
-                    </a:ln>
-                  </pic:spPr>
-                </pic:pic>
-              </a:graphicData>
-            </a:graphic>
-          </wp:inline>
-        </w:drawing>
-      </w:r>
-    </w:p>
-    <w:p>
-      <w:pPr>
-        <w:pStyle w:val="ImageCaption"/>
-      </w:pPr>
-      <w:r>
-        <w:t xml:space="preserve">Рис. 35: Пример вычитания векторов</w:t>
-      </w:r>
-    </w:p>
-    <w:bookmarkEnd w:id="163"/>
-    <w:p>
-      <w:pPr>
-        <w:pStyle w:val="Compact"/>
-        <w:numPr>
-          <w:ilvl w:val="0"/>
-          <w:numId w:val="1022"/>
-        </w:numPr>
-      </w:pPr>
-      <w:r>
-        <w:rPr>
-          <w:b/>
-          <w:bCs/>
-        </w:rPr>
-        <w:t xml:space="preserve">Скалярное произведение</w:t>
-      </w:r>
-    </w:p>
-    <w:bookmarkStart w:id="167" w:name="fig:036"/>
-    <w:p>
-      <w:pPr>
-        <w:pStyle w:val="CaptionedFigure"/>
-      </w:pPr>
-      <w:r>
-        <w:drawing>
-          <wp:inline>
-            <wp:extent cx="2097365" cy="1464318"/>
-            <wp:effectExtent b="0" l="0" r="0" t="0"/>
-            <wp:docPr descr="Рис. 36: Пример скалярного произведения векторов" title="" id="165" name="Picture"/>
-            <a:graphic>
-              <a:graphicData uri="http://schemas.openxmlformats.org/drawingml/2006/picture">
-                <pic:pic>
-                  <pic:nvPicPr>
-                    <pic:cNvPr descr="../images/1.4.4.5.png" id="166" name="Picture"/>
-                    <pic:cNvPicPr>
-                      <a:picLocks noChangeArrowheads="1" noChangeAspect="1"/>
-                    </pic:cNvPicPr>
-                  </pic:nvPicPr>
-                  <pic:blipFill>
-                    <a:blip r:embed="rId164"/>
-                    <a:stretch>
-                      <a:fillRect/>
-                    </a:stretch>
-                  </pic:blipFill>
-                  <pic:spPr bwMode="auto">
-                    <a:xfrm>
-                      <a:off x="0" y="0"/>
-                      <a:ext cx="2097365" cy="1464318"/>
-                    </a:xfrm>
-                    <a:prstGeom prst="rect">
-                      <a:avLst/>
-                    </a:prstGeom>
-                    <a:noFill/>
-                    <a:ln w="9525">
-                      <a:noFill/>
-                      <a:headEnd/>
-                      <a:tailEnd/>
-                    </a:ln>
-                  </pic:spPr>
-                </pic:pic>
-              </a:graphicData>
-            </a:graphic>
-          </wp:inline>
-        </w:drawing>
-      </w:r>
-    </w:p>
-    <w:p>
-      <w:pPr>
-        <w:pStyle w:val="ImageCaption"/>
-      </w:pPr>
-      <w:r>
-        <w:t xml:space="preserve">Рис. 36: Пример скалярного произведения векторов</w:t>
-      </w:r>
-    </w:p>
-    <w:bookmarkEnd w:id="167"/>
-    <w:p>
-      <w:pPr>
-        <w:pStyle w:val="Compact"/>
-        <w:numPr>
-          <w:ilvl w:val="0"/>
-          <w:numId w:val="1023"/>
-        </w:numPr>
-      </w:pPr>
-      <w:r>
-        <w:rPr>
-          <w:b/>
-          <w:bCs/>
-        </w:rPr>
-        <w:t xml:space="preserve">Транспонирование</w:t>
-      </w:r>
-    </w:p>
-    <w:bookmarkStart w:id="171" w:name="fig:037"/>
-    <w:p>
-      <w:pPr>
-        <w:pStyle w:val="CaptionedFigure"/>
-      </w:pPr>
-      <w:r>
-        <w:drawing>
-          <wp:inline>
-            <wp:extent cx="2020632" cy="908005"/>
-            <wp:effectExtent b="0" l="0" r="0" t="0"/>
-            <wp:docPr descr="Рис. 37: Пример транспонирования матрицы" title="" id="169" name="Picture"/>
-            <a:graphic>
-              <a:graphicData uri="http://schemas.openxmlformats.org/drawingml/2006/picture">
-                <pic:pic>
-                  <pic:nvPicPr>
-                    <pic:cNvPr descr="../images/1.4.4.6.png" id="170" name="Picture"/>
-                    <pic:cNvPicPr>
-                      <a:picLocks noChangeArrowheads="1" noChangeAspect="1"/>
-                    </pic:cNvPicPr>
-                  </pic:nvPicPr>
-                  <pic:blipFill>
-                    <a:blip r:embed="rId168"/>
-                    <a:stretch>
-                      <a:fillRect/>
-                    </a:stretch>
-                  </pic:blipFill>
-                  <pic:spPr bwMode="auto">
-                    <a:xfrm>
-                      <a:off x="0" y="0"/>
-                      <a:ext cx="2020632" cy="908005"/>
-                    </a:xfrm>
-                    <a:prstGeom prst="rect">
-                      <a:avLst/>
-                    </a:prstGeom>
-                    <a:noFill/>
-                    <a:ln w="9525">
-                      <a:noFill/>
-                      <a:headEnd/>
-                      <a:tailEnd/>
-                    </a:ln>
-                  </pic:spPr>
-                </pic:pic>
-              </a:graphicData>
-            </a:graphic>
-          </wp:inline>
-        </w:drawing>
-      </w:r>
-    </w:p>
-    <w:p>
-      <w:pPr>
-        <w:pStyle w:val="ImageCaption"/>
-      </w:pPr>
-      <w:r>
-        <w:t xml:space="preserve">Рис. 37: Пример транспонирования матрицы</w:t>
-      </w:r>
-    </w:p>
-    <w:bookmarkEnd w:id="171"/>
-    <w:bookmarkStart w:id="175" w:name="fig:038"/>
-    <w:p>
-      <w:pPr>
-        <w:pStyle w:val="CaptionedFigure"/>
-      </w:pPr>
-      <w:r>
-        <w:drawing>
-          <wp:inline>
-            <wp:extent cx="1822405" cy="939977"/>
-            <wp:effectExtent b="0" l="0" r="0" t="0"/>
-            <wp:docPr descr="Рис. 38: Пример транспонирования вектора" title="" id="173" name="Picture"/>
-            <a:graphic>
-              <a:graphicData uri="http://schemas.openxmlformats.org/drawingml/2006/picture">
-                <pic:pic>
-                  <pic:nvPicPr>
-                    <pic:cNvPr descr="../images/1.4.4.7.png" id="174" name="Picture"/>
-                    <pic:cNvPicPr>
-                      <a:picLocks noChangeArrowheads="1" noChangeAspect="1"/>
-                    </pic:cNvPicPr>
-                  </pic:nvPicPr>
-                  <pic:blipFill>
-                    <a:blip r:embed="rId172"/>
-                    <a:stretch>
-                      <a:fillRect/>
-                    </a:stretch>
-                  </pic:blipFill>
-                  <pic:spPr bwMode="auto">
-                    <a:xfrm>
-                      <a:off x="0" y="0"/>
-                      <a:ext cx="1822405" cy="939977"/>
-                    </a:xfrm>
-                    <a:prstGeom prst="rect">
-                      <a:avLst/>
-                    </a:prstGeom>
-                    <a:noFill/>
-                    <a:ln w="9525">
-                      <a:noFill/>
-                      <a:headEnd/>
-                      <a:tailEnd/>
-                    </a:ln>
-                  </pic:spPr>
-                </pic:pic>
-              </a:graphicData>
-            </a:graphic>
-          </wp:inline>
-        </w:drawing>
-      </w:r>
-    </w:p>
-    <w:p>
-      <w:pPr>
-        <w:pStyle w:val="ImageCaption"/>
-      </w:pPr>
-      <w:r>
-        <w:t xml:space="preserve">Рис. 38: Пример транспонирования вектора</w:t>
-      </w:r>
-    </w:p>
-    <w:bookmarkEnd w:id="175"/>
-    <w:p>
-      <w:pPr>
-        <w:pStyle w:val="Compact"/>
-        <w:numPr>
-          <w:ilvl w:val="0"/>
-          <w:numId w:val="1024"/>
-        </w:numPr>
-      </w:pPr>
-      <w:r>
-        <w:rPr>
-          <w:b/>
-          <w:bCs/>
-        </w:rPr>
-        <w:t xml:space="preserve">Умножение на скаляр</w:t>
-      </w:r>
-    </w:p>
-    <w:bookmarkStart w:id="179" w:name="fig:039"/>
-    <w:p>
-      <w:pPr>
-        <w:pStyle w:val="CaptionedFigure"/>
-      </w:pPr>
-      <w:r>
-        <w:drawing>
-          <wp:inline>
-            <wp:extent cx="1592206" cy="927188"/>
-            <wp:effectExtent b="0" l="0" r="0" t="0"/>
-            <wp:docPr descr="Рис. 39: Пример умножения вектора на скаляр" title="" id="177" name="Picture"/>
-            <a:graphic>
-              <a:graphicData uri="http://schemas.openxmlformats.org/drawingml/2006/picture">
-                <pic:pic>
-                  <pic:nvPicPr>
-                    <pic:cNvPr descr="../images/1.4.4.8.png" id="178" name="Picture"/>
-                    <pic:cNvPicPr>
-                      <a:picLocks noChangeArrowheads="1" noChangeAspect="1"/>
-                    </pic:cNvPicPr>
-                  </pic:nvPicPr>
-                  <pic:blipFill>
-                    <a:blip r:embed="rId176"/>
-                    <a:stretch>
-                      <a:fillRect/>
-                    </a:stretch>
-                  </pic:blipFill>
-                  <pic:spPr bwMode="auto">
-                    <a:xfrm>
-                      <a:off x="0" y="0"/>
-                      <a:ext cx="1592206" cy="927188"/>
-                    </a:xfrm>
-                    <a:prstGeom prst="rect">
-                      <a:avLst/>
-                    </a:prstGeom>
-                    <a:noFill/>
-                    <a:ln w="9525">
-                      <a:noFill/>
-                      <a:headEnd/>
-                      <a:tailEnd/>
-                    </a:ln>
-                  </pic:spPr>
-                </pic:pic>
-              </a:graphicData>
-            </a:graphic>
-          </wp:inline>
-        </w:drawing>
-      </w:r>
-    </w:p>
-    <w:p>
-      <w:pPr>
-        <w:pStyle w:val="ImageCaption"/>
-      </w:pPr>
-      <w:r>
-        <w:t xml:space="preserve">Рис. 39: Пример умножения вектора на скаляр</w:t>
-      </w:r>
-    </w:p>
-    <w:bookmarkEnd w:id="179"/>
-    <w:bookmarkStart w:id="183" w:name="fig:040"/>
-    <w:p>
-      <w:pPr>
-        <w:pStyle w:val="CaptionedFigure"/>
-      </w:pPr>
-      <w:r>
-        <w:drawing>
-          <wp:inline>
-            <wp:extent cx="1611390" cy="927188"/>
-            <wp:effectExtent b="0" l="0" r="0" t="0"/>
-            <wp:docPr descr="Рис. 40: Пример умножения матрицы на скаляр" title="" id="181" name="Picture"/>
-            <a:graphic>
-              <a:graphicData uri="http://schemas.openxmlformats.org/drawingml/2006/picture">
-                <pic:pic>
-                  <pic:nvPicPr>
-                    <pic:cNvPr descr="../images/1.4.4.9.png" id="182" name="Picture"/>
-                    <pic:cNvPicPr>
-                      <a:picLocks noChangeArrowheads="1" noChangeAspect="1"/>
-                    </pic:cNvPicPr>
-                  </pic:nvPicPr>
-                  <pic:blipFill>
-                    <a:blip r:embed="rId180"/>
-                    <a:stretch>
-                      <a:fillRect/>
-                    </a:stretch>
-                  </pic:blipFill>
-                  <pic:spPr bwMode="auto">
-                    <a:xfrm>
-                      <a:off x="0" y="0"/>
-                      <a:ext cx="1611390" cy="927188"/>
-                    </a:xfrm>
-                    <a:prstGeom prst="rect">
-                      <a:avLst/>
-                    </a:prstGeom>
-                    <a:noFill/>
-                    <a:ln w="9525">
-                      <a:noFill/>
-                      <a:headEnd/>
-                      <a:tailEnd/>
-                    </a:ln>
-                  </pic:spPr>
-                </pic:pic>
-              </a:graphicData>
-            </a:graphic>
-          </wp:inline>
-        </w:drawing>
-      </w:r>
-    </w:p>
-    <w:p>
-      <w:pPr>
-        <w:pStyle w:val="ImageCaption"/>
-      </w:pPr>
-      <w:r>
-        <w:t xml:space="preserve">Рис. 40: Пример умножения матрицы на скаляр</w:t>
-      </w:r>
-    </w:p>
-    <w:bookmarkEnd w:id="183"/>
-    <w:bookmarkEnd w:id="184"/>
-    <w:bookmarkEnd w:id="185"/>
-    <w:bookmarkStart w:id="186" w:name="выводы"/>
+        <w:t xml:space="preserve">Рис. 18: SIR-модель: график</w:t>
+      </w:r>
+    </w:p>
+    <w:bookmarkEnd w:id="96"/>
+    <w:bookmarkEnd w:id="97"/>
+    <w:bookmarkEnd w:id="98"/>
+    <w:bookmarkStart w:id="99" w:name="выводы"/>
     <w:p>
       <w:pPr>
         <w:pStyle w:val="Heading1"/>
@@ -3378,10 +1949,10 @@
         <w:pStyle w:val="FirstParagraph"/>
       </w:pPr>
       <w:r>
-        <w:t xml:space="preserve">В результате выполнения лабораторной работы, я подготовил рабочее пространство и инструментарий для работы с языком программирования Julia, на простейших примерах познакомился с основами синтаксиса Julia.</w:t>
-      </w:r>
-    </w:p>
-    <w:bookmarkEnd w:id="186"/>
+        <w:t xml:space="preserve">В результате выполнения лабораторной работы, я освоил специализированные пакеты для решения задач в непрерывном и дискретном времени.</w:t>
+      </w:r>
+    </w:p>
+    <w:bookmarkEnd w:id="99"/>
     <w:sectPr/>
   </w:body>
 </w:document>
@@ -3573,109 +2144,6 @@
       </w:pPr>
     </w:lvl>
   </w:abstractNum>
-  <w:abstractNum w:abstractNumId="991">
-    <w:nsid w:val="0000A991"/>
-    <w:multiLevelType w:val="multilevel"/>
-    <w:lvl w:ilvl="0">
-      <w:numFmt w:val="bullet"/>
-      <w:lvlText w:val=""/>
-      <w:lvlJc w:val="left"/>
-      <w:pPr>
-        <w:ind w:left="720" w:hanging="360"/>
-      </w:pPr>
-      <w:rPr>
-        <w:rFonts w:ascii="Symbol" w:hAnsi="Symbol" w:cs="Symbol" w:hint="default"/>
-      </w:rPr>
-    </w:lvl>
-    <w:lvl w:ilvl="1">
-      <w:numFmt w:val="bullet"/>
-      <w:lvlText w:val="o"/>
-      <w:lvlJc w:val="left"/>
-      <w:pPr>
-        <w:ind w:left="1440" w:hanging="360"/>
-      </w:pPr>
-      <w:rPr>
-        <w:rFonts w:ascii="Courier New" w:hAnsi="Courier New" w:cs="Courier New" w:hint="default"/>
-      </w:rPr>
-    </w:lvl>
-    <w:lvl w:ilvl="2">
-      <w:numFmt w:val="bullet"/>
-      <w:lvlText w:val=""/>
-      <w:lvlJc w:val="left"/>
-      <w:pPr>
-        <w:ind w:left="2160" w:hanging="360"/>
-      </w:pPr>
-      <w:rPr>
-        <w:rFonts w:ascii="Wingdings" w:hAnsi="Wingdings" w:cs="Wingdings" w:hint="default"/>
-      </w:rPr>
-    </w:lvl>
-    <w:lvl w:ilvl="3">
-      <w:numFmt w:val="bullet"/>
-      <w:lvlText w:val=""/>
-      <w:lvlJc w:val="left"/>
-      <w:pPr>
-        <w:ind w:left="2880" w:hanging="360"/>
-      </w:pPr>
-      <w:rPr>
-        <w:rFonts w:ascii="Symbol" w:hAnsi="Symbol" w:cs="Symbol" w:hint="default"/>
-      </w:rPr>
-    </w:lvl>
-    <w:lvl w:ilvl="4">
-      <w:numFmt w:val="bullet"/>
-      <w:lvlText w:val="o"/>
-      <w:lvlJc w:val="left"/>
-      <w:pPr>
-        <w:ind w:left="3600" w:hanging="360"/>
-      </w:pPr>
-      <w:rPr>
-        <w:rFonts w:ascii="Courier New" w:hAnsi="Courier New" w:cs="Courier New" w:hint="default"/>
-      </w:rPr>
-    </w:lvl>
-    <w:lvl w:ilvl="5">
-      <w:numFmt w:val="bullet"/>
-      <w:lvlText w:val=""/>
-      <w:lvlJc w:val="left"/>
-      <w:pPr>
-        <w:ind w:left="4320" w:hanging="360"/>
-      </w:pPr>
-      <w:rPr>
-        <w:rFonts w:ascii="Wingdings" w:hAnsi="Wingdings" w:cs="Wingdings" w:hint="default"/>
-      </w:rPr>
-    </w:lvl>
-    <w:lvl w:ilvl="6">
-      <w:numFmt w:val="bullet"/>
-      <w:lvlText w:val=""/>
-      <w:lvlJc w:val="left"/>
-      <w:pPr>
-        <w:ind w:left="5040" w:hanging="360"/>
-      </w:pPr>
-      <w:rPr>
-        <w:rFonts w:ascii="Symbol" w:hAnsi="Symbol" w:cs="Symbol" w:hint="default"/>
-      </w:rPr>
-    </w:lvl>
-    <w:lvl w:ilvl="7">
-      <w:numFmt w:val="bullet"/>
-      <w:lvlText w:val="o"/>
-      <w:lvlJc w:val="left"/>
-      <w:pPr>
-        <w:ind w:left="5760" w:hanging="360"/>
-      </w:pPr>
-      <w:rPr>
-        <w:rFonts w:ascii="Courier New" w:hAnsi="Courier New" w:cs="Courier New" w:hint="default"/>
-      </w:rPr>
-    </w:lvl>
-    <w:lvl w:ilvl="8">
-      <w:numFmt w:val="bullet"/>
-      <w:lvlText w:val=""/>
-      <w:lvlJc w:val="left"/>
-      <w:pPr>
-        <w:ind w:left="6480" w:hanging="360"/>
-      </w:pPr>
-      <w:rPr>
-        <w:rFonts w:ascii="Wingdings" w:hAnsi="Wingdings" w:cs="Wingdings" w:hint="default"/>
-      </w:rPr>
-    </w:lvl>
-  </w:abstractNum>
   <w:abstractNum w:abstractNumId="99412">
     <w:nsid w:val="00A99412"/>
     <w:multiLevelType w:val="multilevel"/>
@@ -3838,91 +2306,6 @@
     </w:lvl>
     <w:lvl w:ilvl="8">
       <w:start w:val="3"/>
-      <w:numFmt w:val="decimal"/>
-      <w:lvlText w:val="%9."/>
-      <w:lvlJc w:val="left"/>
-      <w:pPr>
-        <w:ind w:left="6480" w:hanging="360"/>
-      </w:pPr>
-    </w:lvl>
-  </w:abstractNum>
-  <w:abstractNum w:abstractNumId="99414">
-    <w:nsid w:val="00A99414"/>
-    <w:multiLevelType w:val="multilevel"/>
-    <w:lvl w:ilvl="0">
-      <w:start w:val="4"/>
-      <w:numFmt w:val="decimal"/>
-      <w:lvlText w:val="%1."/>
-      <w:lvlJc w:val="left"/>
-      <w:pPr>
-        <w:ind w:left="720" w:hanging="360"/>
-      </w:pPr>
-    </w:lvl>
-    <w:lvl w:ilvl="1">
-      <w:start w:val="4"/>
-      <w:numFmt w:val="decimal"/>
-      <w:lvlText w:val="%2."/>
-      <w:lvlJc w:val="left"/>
-      <w:pPr>
-        <w:ind w:left="1440" w:hanging="360"/>
-      </w:pPr>
-    </w:lvl>
-    <w:lvl w:ilvl="2">
-      <w:start w:val="4"/>
-      <w:numFmt w:val="decimal"/>
-      <w:lvlText w:val="%3."/>
-      <w:lvlJc w:val="left"/>
-      <w:pPr>
-        <w:ind w:left="2160" w:hanging="360"/>
-      </w:pPr>
-    </w:lvl>
-    <w:lvl w:ilvl="3">
-      <w:start w:val="4"/>
-      <w:numFmt w:val="decimal"/>
-      <w:lvlText w:val="%4."/>
-      <w:lvlJc w:val="left"/>
-      <w:pPr>
-        <w:ind w:left="2880" w:hanging="360"/>
-      </w:pPr>
-    </w:lvl>
-    <w:lvl w:ilvl="4">
-      <w:start w:val="4"/>
-      <w:numFmt w:val="decimal"/>
-      <w:lvlText w:val="%5."/>
-      <w:lvlJc w:val="left"/>
-      <w:pPr>
-        <w:ind w:left="3600" w:hanging="360"/>
-      </w:pPr>
-    </w:lvl>
-    <w:lvl w:ilvl="5">
-      <w:start w:val="4"/>
-      <w:numFmt w:val="decimal"/>
-      <w:lvlText w:val="%6."/>
-      <w:lvlJc w:val="left"/>
-      <w:pPr>
-        <w:ind w:left="4320" w:hanging="360"/>
-      </w:pPr>
-    </w:lvl>
-    <w:lvl w:ilvl="6">
-      <w:start w:val="4"/>
-      <w:numFmt w:val="decimal"/>
-      <w:lvlText w:val="%7."/>
-      <w:lvlJc w:val="left"/>
-      <w:pPr>
-        <w:ind w:left="5040" w:hanging="360"/>
-      </w:pPr>
-    </w:lvl>
-    <w:lvl w:ilvl="7">
-      <w:start w:val="4"/>
-      <w:numFmt w:val="decimal"/>
-      <w:lvlText w:val="%8."/>
-      <w:lvlJc w:val="left"/>
-      <w:pPr>
-        <w:ind w:left="5760" w:hanging="360"/>
-      </w:pPr>
-    </w:lvl>
-    <w:lvl w:ilvl="8">
-      <w:start w:val="4"/>
       <w:numFmt w:val="decimal"/>
       <w:lvlText w:val="%9."/>
       <w:lvlJc w:val="left"/>
@@ -3965,27 +2348,6 @@
     </w:lvlOverride>
   </w:num>
   <w:num w:numId="1002">
-    <w:abstractNumId w:val="991"/>
-  </w:num>
-  <w:num w:numId="1003">
-    <w:abstractNumId w:val="991"/>
-  </w:num>
-  <w:num w:numId="1004">
-    <w:abstractNumId w:val="991"/>
-  </w:num>
-  <w:num w:numId="1005">
-    <w:abstractNumId w:val="991"/>
-  </w:num>
-  <w:num w:numId="1006">
-    <w:abstractNumId w:val="991"/>
-  </w:num>
-  <w:num w:numId="1007">
-    <w:abstractNumId w:val="991"/>
-  </w:num>
-  <w:num w:numId="1008">
-    <w:abstractNumId w:val="991"/>
-  </w:num>
-  <w:num w:numId="1009">
     <w:abstractNumId w:val="99412"/>
     <w:lvlOverride w:ilvl="0">
       <w:startOverride w:val="2"/>
@@ -4015,7 +2377,7 @@
       <w:startOverride w:val="2"/>
     </w:lvlOverride>
   </w:num>
-  <w:num w:numId="1010">
+  <w:num w:numId="1003">
     <w:abstractNumId w:val="99413"/>
     <w:lvlOverride w:ilvl="0">
       <w:startOverride w:val="3"/>
@@ -4044,75 +2406,6 @@
     <w:lvlOverride w:ilvl="8">
       <w:startOverride w:val="3"/>
     </w:lvlOverride>
-  </w:num>
-  <w:num w:numId="1011">
-    <w:abstractNumId w:val="991"/>
-  </w:num>
-  <w:num w:numId="1012">
-    <w:abstractNumId w:val="991"/>
-  </w:num>
-  <w:num w:numId="1013">
-    <w:abstractNumId w:val="991"/>
-  </w:num>
-  <w:num w:numId="1014">
-    <w:abstractNumId w:val="991"/>
-  </w:num>
-  <w:num w:numId="1015">
-    <w:abstractNumId w:val="991"/>
-  </w:num>
-  <w:num w:numId="1016">
-    <w:abstractNumId w:val="991"/>
-  </w:num>
-  <w:num w:numId="1017">
-    <w:abstractNumId w:val="991"/>
-  </w:num>
-  <w:num w:numId="1018">
-    <w:abstractNumId w:val="991"/>
-  </w:num>
-  <w:num w:numId="1019">
-    <w:abstractNumId w:val="99414"/>
-    <w:lvlOverride w:ilvl="0">
-      <w:startOverride w:val="4"/>
-    </w:lvlOverride>
-    <w:lvlOverride w:ilvl="1">
-      <w:startOverride w:val="4"/>
-    </w:lvlOverride>
-    <w:lvlOverride w:ilvl="2">
-      <w:startOverride w:val="4"/>
-    </w:lvlOverride>
-    <w:lvlOverride w:ilvl="3">
-      <w:startOverride w:val="4"/>
-    </w:lvlOverride>
-    <w:lvlOverride w:ilvl="4">
-      <w:startOverride w:val="4"/>
-    </w:lvlOverride>
-    <w:lvlOverride w:ilvl="5">
-      <w:startOverride w:val="4"/>
-    </w:lvlOverride>
-    <w:lvlOverride w:ilvl="6">
-      <w:startOverride w:val="4"/>
-    </w:lvlOverride>
-    <w:lvlOverride w:ilvl="7">
-      <w:startOverride w:val="4"/>
-    </w:lvlOverride>
-    <w:lvlOverride w:ilvl="8">
-      <w:startOverride w:val="4"/>
-    </w:lvlOverride>
-  </w:num>
-  <w:num w:numId="1020">
-    <w:abstractNumId w:val="991"/>
-  </w:num>
-  <w:num w:numId="1021">
-    <w:abstractNumId w:val="991"/>
-  </w:num>
-  <w:num w:numId="1022">
-    <w:abstractNumId w:val="991"/>
-  </w:num>
-  <w:num w:numId="1023">
-    <w:abstractNumId w:val="991"/>
-  </w:num>
-  <w:num w:numId="1024">
-    <w:abstractNumId w:val="991"/>
   </w:num>
 </w:numbering>
 </file>
